--- a/klagomål/A 7260-2026 FSC-klagomål.docx
+++ b/klagomål/A 7260-2026 FSC-klagomål.docx
@@ -971,7 +971,7 @@
     <w:r>
       <w:tab/>
       <w:tab/>
-      <w:t>2026-06-15</w:t>
+      <w:t>2026-06-16</w:t>
       <w:br/>
       <w:br/>
     </w:r>

--- a/klagomål/A 7260-2026 FSC-klagomål.docx
+++ b/klagomål/A 7260-2026 FSC-klagomål.docx
@@ -971,7 +971,7 @@
     <w:r>
       <w:tab/>
       <w:tab/>
-      <w:t>2026-06-16</w:t>
+      <w:t>2026-06-17</w:t>
       <w:br/>
       <w:br/>
     </w:r>

--- a/klagomål/A 7260-2026 FSC-klagomål.docx
+++ b/klagomål/A 7260-2026 FSC-klagomål.docx
@@ -1,6 +1,6 @@
 
 <file path=word/document.xml><?xml version="1.0" encoding="utf-8"?>
-<w:document xmlns:wpc="http://schemas.microsoft.com/office/word/2010/wordprocessingCanvas" xmlns:cx="http://schemas.microsoft.com/office/drawing/2014/chartex" xmlns:cx1="http://schemas.microsoft.com/office/drawing/2015/9/8/chartex" xmlns:cx2="http://schemas.microsoft.com/office/drawing/2015/10/21/chartex" xmlns:cx3="http://schemas.microsoft.com/office/drawing/2016/5/9/chartex" xmlns:cx4="http://schemas.microsoft.com/office/drawing/2016/5/10/chartex" xmlns:cx5="http://schemas.microsoft.com/office/drawing/2016/5/11/chartex" xmlns:cx6="http://schemas.microsoft.com/office/drawing/2016/5/12/chartex" xmlns:cx7="http://schemas.microsoft.com/office/drawing/2016/5/13/chartex" xmlns:cx8="http://schemas.microsoft.com/office/drawing/2016/5/14/chartex" xmlns:mc="http://schemas.openxmlformats.org/markup-compatibility/2006" xmlns:aink="http://schemas.microsoft.com/office/drawing/2016/ink" xmlns:am3d="http://schemas.microsoft.com/office/drawing/2017/model3d" xmlns:o="urn:schemas-microsoft-com:office:office" xmlns:oel="http://schemas.microsoft.com/office/2019/extlst" xmlns:r="http://schemas.openxmlformats.org/officeDocument/2006/relationships" xmlns:m="http://schemas.openxmlformats.org/officeDocument/2006/math" xmlns:v="urn:schemas-microsoft-com:vml" xmlns:wp14="http://schemas.microsoft.com/office/word/2010/wordprocessingDrawing" xmlns:wp="http://schemas.openxmlformats.org/drawingml/2006/wordprocessingDrawing" xmlns:w10="urn:schemas-microsoft-com:office:word" xmlns:w="http://schemas.openxmlformats.org/wordprocessingml/2006/main" xmlns:w14="http://schemas.microsoft.com/office/word/2010/wordml" xmlns:w15="http://schemas.microsoft.com/office/word/2012/wordml" xmlns:w16cex="http://schemas.microsoft.com/office/word/2018/wordml/cex" xmlns:w16cid="http://schemas.microsoft.com/office/word/2016/wordml/cid" xmlns:w16="http://schemas.microsoft.com/office/word/2018/wordml" xmlns:w16sdtdh="http://schemas.microsoft.com/office/word/2020/wordml/sdtdatahash" xmlns:w16se="http://schemas.microsoft.com/office/word/2015/wordml/symex" xmlns:wpg="http://schemas.microsoft.com/office/word/2010/wordprocessingGroup" xmlns:wpi="http://schemas.microsoft.com/office/word/2010/wordprocessingInk" xmlns:wne="http://schemas.microsoft.com/office/word/2006/wordml" xmlns:wps="http://schemas.microsoft.com/office/word/2010/wordprocessingShape" mc:Ignorable="w14 w15 w16se w16cid w16 w16cex w16sdtdh wp14">
+<w:document xmlns:wpc="http://schemas.microsoft.com/office/word/2010/wordprocessingCanvas" xmlns:cx="http://schemas.microsoft.com/office/drawing/2014/chartex" xmlns:cx1="http://schemas.microsoft.com/office/drawing/2015/9/8/chartex" xmlns:cx2="http://schemas.microsoft.com/office/drawing/2015/10/21/chartex" xmlns:cx3="http://schemas.microsoft.com/office/drawing/2016/5/9/chartex" xmlns:cx4="http://schemas.microsoft.com/office/drawing/2016/5/10/chartex" xmlns:cx5="http://schemas.microsoft.com/office/drawing/2016/5/11/chartex" xmlns:cx6="http://schemas.microsoft.com/office/drawing/2016/5/12/chartex" xmlns:cx7="http://schemas.microsoft.com/office/drawing/2016/5/13/chartex" xmlns:cx8="http://schemas.microsoft.com/office/drawing/2016/5/14/chartex" xmlns:mc="http://schemas.openxmlformats.org/markup-compatibility/2006" xmlns:aink="http://schemas.microsoft.com/office/drawing/2016/ink" xmlns:am3d="http://schemas.microsoft.com/office/drawing/2017/model3d" xmlns:o="urn:schemas-microsoft-com:office:office" xmlns:oel="http://schemas.microsoft.com/office/2019/extlst" xmlns:r="http://schemas.openxmlformats.org/officeDocument/2006/relationships" xmlns:m="http://schemas.openxmlformats.org/officeDocument/2006/math" xmlns:v="urn:schemas-microsoft-com:vml" xmlns:wp14="http://schemas.microsoft.com/office/word/2010/wordprocessingDrawing" xmlns:wp="http://schemas.openxmlformats.org/drawingml/2006/wordprocessingDrawing" xmlns:w10="urn:schemas-microsoft-com:office:word" xmlns:w="http://schemas.openxmlformats.org/wordprocessingml/2006/main" xmlns:w14="http://schemas.microsoft.com/office/word/2010/wordml" xmlns:w15="http://schemas.microsoft.com/office/word/2012/wordml" xmlns:w16cex="http://schemas.microsoft.com/office/word/2018/wordml/cex" xmlns:w16cid="http://schemas.microsoft.com/office/word/2016/wordml/cid" xmlns:w16="http://schemas.microsoft.com/office/word/2018/wordml" xmlns:w16du="http://schemas.microsoft.com/office/word/2023/wordml/word16du" xmlns:w16sdtdh="http://schemas.microsoft.com/office/word/2020/wordml/sdtdatahash" xmlns:w16sdtfl="http://schemas.microsoft.com/office/word/2024/wordml/sdtformatlock" xmlns:w16se="http://schemas.microsoft.com/office/word/2015/wordml/symex" xmlns:wpg="http://schemas.microsoft.com/office/word/2010/wordprocessingGroup" xmlns:wpi="http://schemas.microsoft.com/office/word/2010/wordprocessingInk" xmlns:wne="http://schemas.microsoft.com/office/word/2006/wordml" xmlns:wps="http://schemas.microsoft.com/office/word/2010/wordprocessingShape" mc:Ignorable="w14 w15 w16se w16cid w16 w16cex w16sdtdh w16sdtfl w16du wp14">
   <w:body>
     <w:p>
       <w:r>
@@ -168,7 +168,7 @@
     </w:p>
     <w:p>
       <w:r>
-        <w:t>Detta dokument behandlar höga naturvärden i avverkningsanmälan A 7260-2026 i Vilhelmina kommun. Denna avverkningsanmälan inkom 2026-02-05 14:23:44 och omfattar 6,1 ha.</w:t>
+        <w:t>Detta dokument behandlar höga naturvärden i avverkningsanmälan A 7260-2026 i Vilhelmina kommun som inkom 2026-02-05 och omfattar 6,1 ha.</w:t>
       </w:r>
     </w:p>
     <w:p>
@@ -191,12 +191,15 @@
     </w:p>
     <w:p>
       <w:r>
-        <w:t>I avverkningsanmälan har följande 7 naturvårdsarter hittats: garnlav (NT), järpe (NT, §4), skrovellav (NT), luddlav (S), plattlummer (S, §9), ögonpyrola (S) och revlummer (§9). Av dessa är 3 rödlistade. För rödlistade arter har rödlistekategorin angivits inom parentes. Arter som är signalarter enligt Skogsstyrelsen har markerats med (S). För fridlysta arter anges även paragrafen i Artskyddsförordningen som arten är fridlyst enligt.</w:t>
+        <w:t>I och inom 3 meter från avverkningsanmälan har följande 9 naturvårdsarter hittats: garnlav (VU, T), gränsticka (VU, T), rosenticka (NT, T), skrovellav (NT, T), luddlav (S, T), plattlummer (S, T, §9), ögonpyrola (S, T), järpe (T, §4) och revlummer (§9). Av dessa är 4 rödlistade. För rödlistade arter har rödlistekategorin angivits inom parentes. Arter som är signalarter enligt Skogsstyrelsen har markerats med (S). Typiska arter inom Natura 2000 som är kopplade till skogsekosystem har markerats med (T). För fridlysta arter anges även paragrafen i Artskyddsförordningen som arten är fridlyst enligt.</w:t>
       </w:r>
     </w:p>
     <w:p>
       <w:r>
-        <w:t>De påträffade naturvårdsarterna är ett tydligt kvitto på att detta rör sig om en skog med höga naturvärden. I Figur 1 visas en karta över det avverkningsanmälda området, där samtliga fyndplatser för naturvårdsarter som finns registrerade på Artportalen har markerats.</w:t>
+        <w:t>De påträffade naturvårdsarterna är ett tydligt kvitto på att det rör sig om en skog med höga naturvärden.</w:t>
+      </w:r>
+      <w:r>
+        <w:t xml:space="preserve"> I Figur 1 visas fyndplatser för naturvårdsarter i området, som finns registrerade på Artportalen.</w:t>
       </w:r>
     </w:p>
     <w:p>
@@ -206,7 +209,7 @@
       <w:r>
         <w:drawing>
           <wp:inline xmlns:a="http://schemas.openxmlformats.org/drawingml/2006/main" xmlns:pic="http://schemas.openxmlformats.org/drawingml/2006/picture">
-            <wp:extent cx="5486400" cy="5130577"/>
+            <wp:extent cx="5486400" cy="5011119"/>
             <wp:docPr id="1" name="Picture 1"/>
             <wp:cNvGraphicFramePr>
               <a:graphicFrameLocks noChangeAspect="1"/>
@@ -227,7 +230,7 @@
                   <pic:spPr>
                     <a:xfrm>
                       <a:off x="0" y="0"/>
-                      <a:ext cx="5486400" cy="5130577"/>
+                      <a:ext cx="5486400" cy="5011119"/>
                     </a:xfrm>
                     <a:prstGeom prst="rect"/>
                   </pic:spPr>
@@ -241,9 +244,108 @@
     <w:p>
       <w:pPr>
         <w:pStyle w:val="Caption"/>
+        <w:spacing w:after="240"/>
       </w:pPr>
       <w:r>
-        <w:t>Figur 1. Fyndplatser för naturvårdsarter i det avverkningsanmälda området (röd linje). Markörer utan svart kant är placerade på fyndplatsen. Markörer med svart kant är placerade vid sidan av fyndplatsen och har ett svart streck som visar fyndplatsens exakta position. Kartans mittpunktskoordinat är N 7207811, E 569360 i SWEREF 99 TM.</w:t>
+        <w:t>Figur 1. Fyndplatser för naturvårdsarter i och inom 3 meter från avverkningsanmälan (röd linje). Markörer utan svart kant är placerade på fyndplatsen. Markörer med svart kant är placerade vid sidan av fyndplatsen och har ett svart streck som visar fyndplatsens exakta position. Kartans mittpunktskoordinat är N 7207811, E 569360 i SWEREF 99 TM.</w:t>
+      </w:r>
+    </w:p>
+    <w:p>
+      <w:pPr>
+        <w:pStyle w:val="Heading2"/>
+      </w:pPr>
+      <w:r>
+        <w:t>Fridlysta arter</w:t>
+      </w:r>
+    </w:p>
+    <w:p>
+      <w:r>
+        <w:t>Följande fridlysta arter har sina livsmiljöer och växtplatser i den avverkningsanmälda skogen: plattlummer (S, T, §9), järpe (T, §4) och revlummer (§9).</w:t>
+      </w:r>
+    </w:p>
+    <w:p>
+      <w:r>
+        <w:t xml:space="preserve">Observera att medlemsländerna är skyldiga att agera i enlighet med EU:s fågeldirektiv där det uttryckligen står att direktivet gäller för fåglar samt för deras ägg, bon och </w:t>
+      </w:r>
+      <w:r>
+        <w:rPr>
+          <w:b/>
+        </w:rPr>
+        <w:t xml:space="preserve">livsmiljöer </w:t>
+      </w:r>
+      <w:r>
+        <w:t>(artikel 1). Vidare att de åtgärder som vidtas inte får leda till en försämring av den nuvarande situationen beträffande bevarandet av de fågelarter som avses i artikel 1 (artikel 13). Fågeldirektivet är styrande för tillsynsansvariga myndigheters ärendehantering, ställningstaganden och beslutsfattande.</w:t>
+      </w:r>
+    </w:p>
+    <w:p>
+      <w:r>
+        <w:rPr>
+          <w:b/>
+        </w:rPr>
+        <w:t>Järpe (§4)</w:t>
+      </w:r>
+      <w:r>
+        <w:t xml:space="preserve">, som är upptagen i bilaga 1 och 2 EU:s fågeldirektiv, är mycket stationär inom sitt revir som är minst 25 hektar stort. Livsmiljöerna utgörs av tät barrskog med inblandning av lövträd och en väl utvecklad flerskiktad struktur med bärris och yngre eller undertryckta, täta granar i ett lägre skikt, ofta utmed bäckar och åar inne i den skyddande granskogen. Den överlever inte om dess livsmiljö kalavverkas och är även känslig för röjning, gallring och avverkning där unga granar och lövträd inte sparas i tillräcklig omfattning. Arten finns i sammanhängande grandominerad skog över hela Sverige men förekomsterna är betydligt glesare i Götaland än i övriga landet. Järpe är typisk art för </w:t>
+      </w:r>
+      <w:r>
+        <w:rPr>
+          <w:i/>
+        </w:rPr>
+        <w:t xml:space="preserve">9010 Taiga, 9080 Lövsumpskog </w:t>
+      </w:r>
+      <w:r>
+        <w:t xml:space="preserve">och </w:t>
+      </w:r>
+      <w:r>
+        <w:rPr>
+          <w:i/>
+        </w:rPr>
+        <w:t xml:space="preserve">9740 Skogsbevuxen myr </w:t>
+      </w:r>
+      <w:r>
+        <w:t>(SLU Artdatabanken, 2026).</w:t>
+      </w:r>
+    </w:p>
+    <w:p>
+      <w:r>
+        <w:rPr>
+          <w:b/>
+        </w:rPr>
+        <w:t>Plattlummer (§9)</w:t>
+      </w:r>
+      <w:r>
+        <w:t xml:space="preserve"> växer främst i ljusöppna sandtallskogar eller annan gles, torr och brandpräglad hedbarrskog. Den är mest frekvent i olika typer av naturskogar och kontinuitetsskogar och missgynnas markant av slutavverkning och maskinell markberedning. Söder ut i landet förekommer de närstående arterna cypresslummer (VU, §8) och mellanlummer (VU, §9), vilka båda omfattas av EU:s art- och habitatdirektiv. Plattlummer är typisk art för </w:t>
+      </w:r>
+      <w:r>
+        <w:rPr>
+          <w:i/>
+        </w:rPr>
+        <w:t xml:space="preserve">9010 Taiga </w:t>
+      </w:r>
+      <w:r>
+        <w:t>och</w:t>
+      </w:r>
+      <w:r>
+        <w:rPr>
+          <w:i/>
+        </w:rPr>
+        <w:t xml:space="preserve"> 2320 Rissandhedar </w:t>
+      </w:r>
+      <w:r>
+        <w:t>(Nitare &amp; Skogsstyrelsen, 2019; SLU Artdatabanken, 2025).</w:t>
+      </w:r>
+    </w:p>
+    <w:p>
+      <w:r>
+        <w:t>I BILAGA 1 finns mer detaljerad information om ekologi samt krav på livsmiljö hos fridlysta arter.</w:t>
+      </w:r>
+    </w:p>
+    <w:p>
+      <w:pPr>
+        <w:pStyle w:val="Heading2"/>
+      </w:pPr>
+      <w:r>
+        <w:t>Övriga naturvårdsarter</w:t>
       </w:r>
     </w:p>
     <w:p>
@@ -280,6 +382,26 @@
         <w:rPr>
           <w:b/>
         </w:rPr>
+        <w:t>Gränsticka (VU)</w:t>
+      </w:r>
+      <w:r>
+        <w:t xml:space="preserve"> är en mycket bra signalart inom hela sitt utbredningsområde. Den är huvudsakligen knuten till restbestånd av barrnaturskog och förekommer med ett tydligt optimum i orörda eller måttligt påverkade gamla granskogar där det föreligger långvarig kontinuitet av grov död ved. Den totala populationen bedöms ha minskat och fortsätter att minska i takt med att grankontinuitetsskogar (äldre tidigare icke kalavverkade skogar) minskar i areal. Minskningstakten överstiger gränsvärdet för sårbar (VU). Lokaler som hyser arten bör undantas från skogsbruk, speciellt i mellersta och södra Sverige. Gränsticka är typisk art för </w:t>
+      </w:r>
+      <w:r>
+        <w:rPr>
+          <w:i/>
+        </w:rPr>
+        <w:t>9010 Taiga</w:t>
+      </w:r>
+      <w:r>
+        <w:t xml:space="preserve"> (SLU Artdatabanken, 2026; Nitare &amp; Skogsstyrelsen, 2019).</w:t>
+      </w:r>
+    </w:p>
+    <w:p>
+      <w:r>
+        <w:rPr>
+          <w:b/>
+        </w:rPr>
         <w:t>Luddlav</w:t>
       </w:r>
       <w:r>
@@ -311,6 +433,35 @@
       </w:r>
       <w:r>
         <w:t>(Nitare &amp; Skogsstyrelsen, 2019; SLU Artdatabanken, 2025).</w:t>
+      </w:r>
+    </w:p>
+    <w:p>
+      <w:r>
+        <w:rPr>
+          <w:b/>
+        </w:rPr>
+        <w:t>Rosenticka (NT)</w:t>
+      </w:r>
+      <w:r>
+        <w:t xml:space="preserve">, rödlistad som nära hotad, ingår i en karaktäristisk association av vedsvampar som växer på gamla, grova granlågor i urskogsartade barrskogar. Den är placerad i toppen av Skogsstyrelsens värdepyramid för bedömning av skog med höga naturvärden och indikerar ett granskogsekosystem med långvarig kontinuitet av grova lågor. Artens beroende av grova granlågor innebär att alla skogsskötselåtgärder på eller i omedelbar närhet av lokalerna utgör ett hot på lång sikt. Det är angeläget att populationerna inte ytterligare glesas ut och ett tillräckligt antal områden där arten nu finns måste sparas för framtiden. Rosenticka är typisk art för </w:t>
+      </w:r>
+      <w:r>
+        <w:rPr>
+          <w:i/>
+        </w:rPr>
+        <w:t xml:space="preserve">9010 Taiga </w:t>
+      </w:r>
+      <w:r>
+        <w:t xml:space="preserve">och </w:t>
+      </w:r>
+      <w:r>
+        <w:rPr>
+          <w:i/>
+        </w:rPr>
+        <w:t>9050 Näringsrik granskog</w:t>
+      </w:r>
+      <w:r>
+        <w:t xml:space="preserve"> (Nitare &amp; Skogsstyrelsen, 2019; SLU Artdatabanken, 2024).</w:t>
       </w:r>
     </w:p>
     <w:p>
@@ -394,96 +545,6 @@
         <w:pStyle w:val="Heading1"/>
       </w:pPr>
       <w:r>
-        <w:t>Fridlysta arter</w:t>
-      </w:r>
-    </w:p>
-    <w:p>
-      <w:r>
-        <w:t>Följande fridlysta arter har sina livsmiljöer och växtplatser i den avverkningsanmälda skogen: järpe (NT, §4), plattlummer (S, §9) och revlummer (§9).</w:t>
-      </w:r>
-    </w:p>
-    <w:p>
-      <w:r>
-        <w:t xml:space="preserve">Observera att medlemsländerna är skyldiga att agera i enlighet med EU:s fågeldirektiv där det uttryckligen står att direktivet gäller för fåglar samt för deras ägg, bon och </w:t>
-      </w:r>
-      <w:r>
-        <w:rPr>
-          <w:b/>
-        </w:rPr>
-        <w:t xml:space="preserve">livsmiljöer </w:t>
-      </w:r>
-      <w:r>
-        <w:t>(artikel 1). Vidare att de åtgärder som vidtas inte får leda till en försämring av den nuvarande situationen beträffande bevarandet av de fågelarter som avses i artikel 1 (artikel 13). Fågeldirektivet är styrande för tillsynsansvariga myndigheters ärendehantering, ställningstaganden och beslutsfattande.</w:t>
-      </w:r>
-    </w:p>
-    <w:p>
-      <w:r>
-        <w:rPr>
-          <w:b/>
-        </w:rPr>
-        <w:t>Järpe (§4)</w:t>
-      </w:r>
-      <w:r>
-        <w:t xml:space="preserve">, som är upptagen i bilaga 1 och 2 EU:s fågeldirektiv, är mycket stationär inom sitt revir som är minst 25 hektar stort. Livsmiljöerna utgörs av tät barrskog med inblandning av lövträd och en väl utvecklad flerskiktad struktur med bärris och yngre eller undertryckta, täta granar i ett lägre skikt, ofta utmed bäckar och åar inne i den skyddande granskogen. Den överlever inte om dess livsmiljö kalavverkas och är även känslig för röjning, gallring och avverkning där unga granar och lövträd inte sparas i tillräcklig omfattning. Arten finns i sammanhängande grandominerad skog över hela Sverige men förekomsterna är betydligt glesare i Götaland än i övriga landet. Järpe är typisk art för </w:t>
-      </w:r>
-      <w:r>
-        <w:rPr>
-          <w:i/>
-        </w:rPr>
-        <w:t xml:space="preserve">9010 Taiga, 9080 Lövsumpskog </w:t>
-      </w:r>
-      <w:r>
-        <w:t xml:space="preserve">och </w:t>
-      </w:r>
-      <w:r>
-        <w:rPr>
-          <w:i/>
-        </w:rPr>
-        <w:t xml:space="preserve">9740 Skogsbevuxen myr </w:t>
-      </w:r>
-      <w:r>
-        <w:t>(SLU Artdatabanken, 2026).</w:t>
-      </w:r>
-    </w:p>
-    <w:p>
-      <w:r>
-        <w:rPr>
-          <w:b/>
-        </w:rPr>
-        <w:t>Plattlummer (§9)</w:t>
-      </w:r>
-      <w:r>
-        <w:t xml:space="preserve"> växer främst i ljusöppna sandtallskogar eller annan gles, torr och brandpräglad hedbarrskog. Den är mest frekvent i olika typer av naturskogar och kontinuitetsskogar och missgynnas markant av slutavverkning och maskinell markberedning. Söder ut i landet förekommer de närstående arterna cypresslummer (VU, §8) och mellanlummer (VU, §9), vilka båda omfattas av EU:s art- och habitatdirektiv. Plattlummer är typisk art för </w:t>
-      </w:r>
-      <w:r>
-        <w:rPr>
-          <w:i/>
-        </w:rPr>
-        <w:t xml:space="preserve">9010 Taiga </w:t>
-      </w:r>
-      <w:r>
-        <w:t>och</w:t>
-      </w:r>
-      <w:r>
-        <w:rPr>
-          <w:i/>
-        </w:rPr>
-        <w:t xml:space="preserve"> 2320 Rissandhedar </w:t>
-      </w:r>
-      <w:r>
-        <w:t>(Nitare &amp; Skogsstyrelsen, 2019; SLU Artdatabanken, 2025).</w:t>
-      </w:r>
-    </w:p>
-    <w:p>
-      <w:r>
-        <w:t>I BILAGA 1 finns mer detaljerad information om ekologi samt krav på livsmiljö hos fridlysta arter.</w:t>
-      </w:r>
-    </w:p>
-    <w:p>
-      <w:pPr>
-        <w:pStyle w:val="Heading1"/>
-      </w:pPr>
-      <w:r>
         <w:t>Certifiering</w:t>
       </w:r>
     </w:p>
@@ -585,7 +646,7 @@
         <w:rPr>
           <w:i/>
         </w:rPr>
-        <w:t>I det avverkningsanmälda skogsområdet har 7 naturvårdsarter varav 3 rödlistade arter sina livsmiljöer och växtplatser.</w:t>
+        <w:t>I det avverkningsanmälda skogsområdet har 9 naturvårdsarter varav 4 rödlistade arter sina livsmiljöer och växtplatser.</w:t>
       </w:r>
     </w:p>
     <w:p>
@@ -861,7 +922,7 @@
 </file>
 
 <file path=word/endnotes.xml><?xml version="1.0" encoding="utf-8"?>
-<w:endnotes xmlns:wpc="http://schemas.microsoft.com/office/word/2010/wordprocessingCanvas" xmlns:cx="http://schemas.microsoft.com/office/drawing/2014/chartex" xmlns:cx1="http://schemas.microsoft.com/office/drawing/2015/9/8/chartex" xmlns:cx2="http://schemas.microsoft.com/office/drawing/2015/10/21/chartex" xmlns:cx3="http://schemas.microsoft.com/office/drawing/2016/5/9/chartex" xmlns:cx4="http://schemas.microsoft.com/office/drawing/2016/5/10/chartex" xmlns:cx5="http://schemas.microsoft.com/office/drawing/2016/5/11/chartex" xmlns:cx6="http://schemas.microsoft.com/office/drawing/2016/5/12/chartex" xmlns:cx7="http://schemas.microsoft.com/office/drawing/2016/5/13/chartex" xmlns:cx8="http://schemas.microsoft.com/office/drawing/2016/5/14/chartex" xmlns:mc="http://schemas.openxmlformats.org/markup-compatibility/2006" xmlns:aink="http://schemas.microsoft.com/office/drawing/2016/ink" xmlns:am3d="http://schemas.microsoft.com/office/drawing/2017/model3d" xmlns:o="urn:schemas-microsoft-com:office:office" xmlns:oel="http://schemas.microsoft.com/office/2019/extlst" xmlns:r="http://schemas.openxmlformats.org/officeDocument/2006/relationships" xmlns:m="http://schemas.openxmlformats.org/officeDocument/2006/math" xmlns:v="urn:schemas-microsoft-com:vml" xmlns:wp14="http://schemas.microsoft.com/office/word/2010/wordprocessingDrawing" xmlns:wp="http://schemas.openxmlformats.org/drawingml/2006/wordprocessingDrawing" xmlns:w10="urn:schemas-microsoft-com:office:word" xmlns:w="http://schemas.openxmlformats.org/wordprocessingml/2006/main" xmlns:w14="http://schemas.microsoft.com/office/word/2010/wordml" xmlns:w15="http://schemas.microsoft.com/office/word/2012/wordml" xmlns:w16cex="http://schemas.microsoft.com/office/word/2018/wordml/cex" xmlns:w16cid="http://schemas.microsoft.com/office/word/2016/wordml/cid" xmlns:w16="http://schemas.microsoft.com/office/word/2018/wordml" xmlns:w16sdtdh="http://schemas.microsoft.com/office/word/2020/wordml/sdtdatahash" xmlns:w16se="http://schemas.microsoft.com/office/word/2015/wordml/symex" xmlns:wpg="http://schemas.microsoft.com/office/word/2010/wordprocessingGroup" xmlns:wpi="http://schemas.microsoft.com/office/word/2010/wordprocessingInk" xmlns:wne="http://schemas.microsoft.com/office/word/2006/wordml" xmlns:wps="http://schemas.microsoft.com/office/word/2010/wordprocessingShape" mc:Ignorable="w14 w15 w16se w16cid w16 w16cex w16sdtdh wp14">
+<w:endnotes xmlns:wpc="http://schemas.microsoft.com/office/word/2010/wordprocessingCanvas" xmlns:cx="http://schemas.microsoft.com/office/drawing/2014/chartex" xmlns:cx1="http://schemas.microsoft.com/office/drawing/2015/9/8/chartex" xmlns:cx2="http://schemas.microsoft.com/office/drawing/2015/10/21/chartex" xmlns:cx3="http://schemas.microsoft.com/office/drawing/2016/5/9/chartex" xmlns:cx4="http://schemas.microsoft.com/office/drawing/2016/5/10/chartex" xmlns:cx5="http://schemas.microsoft.com/office/drawing/2016/5/11/chartex" xmlns:cx6="http://schemas.microsoft.com/office/drawing/2016/5/12/chartex" xmlns:cx7="http://schemas.microsoft.com/office/drawing/2016/5/13/chartex" xmlns:cx8="http://schemas.microsoft.com/office/drawing/2016/5/14/chartex" xmlns:mc="http://schemas.openxmlformats.org/markup-compatibility/2006" xmlns:aink="http://schemas.microsoft.com/office/drawing/2016/ink" xmlns:am3d="http://schemas.microsoft.com/office/drawing/2017/model3d" xmlns:o="urn:schemas-microsoft-com:office:office" xmlns:oel="http://schemas.microsoft.com/office/2019/extlst" xmlns:r="http://schemas.openxmlformats.org/officeDocument/2006/relationships" xmlns:m="http://schemas.openxmlformats.org/officeDocument/2006/math" xmlns:v="urn:schemas-microsoft-com:vml" xmlns:wp14="http://schemas.microsoft.com/office/word/2010/wordprocessingDrawing" xmlns:wp="http://schemas.openxmlformats.org/drawingml/2006/wordprocessingDrawing" xmlns:w10="urn:schemas-microsoft-com:office:word" xmlns:w="http://schemas.openxmlformats.org/wordprocessingml/2006/main" xmlns:w14="http://schemas.microsoft.com/office/word/2010/wordml" xmlns:w15="http://schemas.microsoft.com/office/word/2012/wordml" xmlns:w16cex="http://schemas.microsoft.com/office/word/2018/wordml/cex" xmlns:w16cid="http://schemas.microsoft.com/office/word/2016/wordml/cid" xmlns:w16="http://schemas.microsoft.com/office/word/2018/wordml" xmlns:w16du="http://schemas.microsoft.com/office/word/2023/wordml/word16du" xmlns:w16sdtdh="http://schemas.microsoft.com/office/word/2020/wordml/sdtdatahash" xmlns:w16sdtfl="http://schemas.microsoft.com/office/word/2024/wordml/sdtformatlock" xmlns:w16se="http://schemas.microsoft.com/office/word/2015/wordml/symex" xmlns:wpg="http://schemas.microsoft.com/office/word/2010/wordprocessingGroup" xmlns:wpi="http://schemas.microsoft.com/office/word/2010/wordprocessingInk" xmlns:wne="http://schemas.microsoft.com/office/word/2006/wordml" xmlns:wps="http://schemas.microsoft.com/office/word/2010/wordprocessingShape" mc:Ignorable="w14 w15 w16se w16cid w16 w16cex w16sdtdh w16sdtfl w16du wp14">
   <w:endnote w:type="separator" w:id="-1">
     <w:p>
       <w:pPr>
@@ -886,7 +947,7 @@
 </file>
 
 <file path=word/footer1.xml><?xml version="1.0" encoding="utf-8"?>
-<w:ftr xmlns:wpc="http://schemas.microsoft.com/office/word/2010/wordprocessingCanvas" xmlns:cx="http://schemas.microsoft.com/office/drawing/2014/chartex" xmlns:cx1="http://schemas.microsoft.com/office/drawing/2015/9/8/chartex" xmlns:cx2="http://schemas.microsoft.com/office/drawing/2015/10/21/chartex" xmlns:cx3="http://schemas.microsoft.com/office/drawing/2016/5/9/chartex" xmlns:cx4="http://schemas.microsoft.com/office/drawing/2016/5/10/chartex" xmlns:cx5="http://schemas.microsoft.com/office/drawing/2016/5/11/chartex" xmlns:cx6="http://schemas.microsoft.com/office/drawing/2016/5/12/chartex" xmlns:cx7="http://schemas.microsoft.com/office/drawing/2016/5/13/chartex" xmlns:cx8="http://schemas.microsoft.com/office/drawing/2016/5/14/chartex" xmlns:mc="http://schemas.openxmlformats.org/markup-compatibility/2006" xmlns:aink="http://schemas.microsoft.com/office/drawing/2016/ink" xmlns:am3d="http://schemas.microsoft.com/office/drawing/2017/model3d" xmlns:o="urn:schemas-microsoft-com:office:office" xmlns:oel="http://schemas.microsoft.com/office/2019/extlst" xmlns:r="http://schemas.openxmlformats.org/officeDocument/2006/relationships" xmlns:m="http://schemas.openxmlformats.org/officeDocument/2006/math" xmlns:v="urn:schemas-microsoft-com:vml" xmlns:wp14="http://schemas.microsoft.com/office/word/2010/wordprocessingDrawing" xmlns:wp="http://schemas.openxmlformats.org/drawingml/2006/wordprocessingDrawing" xmlns:w10="urn:schemas-microsoft-com:office:word" xmlns:w="http://schemas.openxmlformats.org/wordprocessingml/2006/main" xmlns:w14="http://schemas.microsoft.com/office/word/2010/wordml" xmlns:w15="http://schemas.microsoft.com/office/word/2012/wordml" xmlns:w16cex="http://schemas.microsoft.com/office/word/2018/wordml/cex" xmlns:w16cid="http://schemas.microsoft.com/office/word/2016/wordml/cid" xmlns:w16="http://schemas.microsoft.com/office/word/2018/wordml" xmlns:w16sdtdh="http://schemas.microsoft.com/office/word/2020/wordml/sdtdatahash" xmlns:w16se="http://schemas.microsoft.com/office/word/2015/wordml/symex" xmlns:wpg="http://schemas.microsoft.com/office/word/2010/wordprocessingGroup" xmlns:wpi="http://schemas.microsoft.com/office/word/2010/wordprocessingInk" xmlns:wne="http://schemas.microsoft.com/office/word/2006/wordml" xmlns:wps="http://schemas.microsoft.com/office/word/2010/wordprocessingShape" mc:Ignorable="w14 w15 w16se w16cid w16 w16cex w16sdtdh wp14">
+<w:ftr xmlns:wpc="http://schemas.microsoft.com/office/word/2010/wordprocessingCanvas" xmlns:cx="http://schemas.microsoft.com/office/drawing/2014/chartex" xmlns:cx1="http://schemas.microsoft.com/office/drawing/2015/9/8/chartex" xmlns:cx2="http://schemas.microsoft.com/office/drawing/2015/10/21/chartex" xmlns:cx3="http://schemas.microsoft.com/office/drawing/2016/5/9/chartex" xmlns:cx4="http://schemas.microsoft.com/office/drawing/2016/5/10/chartex" xmlns:cx5="http://schemas.microsoft.com/office/drawing/2016/5/11/chartex" xmlns:cx6="http://schemas.microsoft.com/office/drawing/2016/5/12/chartex" xmlns:cx7="http://schemas.microsoft.com/office/drawing/2016/5/13/chartex" xmlns:cx8="http://schemas.microsoft.com/office/drawing/2016/5/14/chartex" xmlns:mc="http://schemas.openxmlformats.org/markup-compatibility/2006" xmlns:aink="http://schemas.microsoft.com/office/drawing/2016/ink" xmlns:am3d="http://schemas.microsoft.com/office/drawing/2017/model3d" xmlns:o="urn:schemas-microsoft-com:office:office" xmlns:oel="http://schemas.microsoft.com/office/2019/extlst" xmlns:r="http://schemas.openxmlformats.org/officeDocument/2006/relationships" xmlns:m="http://schemas.openxmlformats.org/officeDocument/2006/math" xmlns:v="urn:schemas-microsoft-com:vml" xmlns:wp14="http://schemas.microsoft.com/office/word/2010/wordprocessingDrawing" xmlns:wp="http://schemas.openxmlformats.org/drawingml/2006/wordprocessingDrawing" xmlns:w10="urn:schemas-microsoft-com:office:word" xmlns:w="http://schemas.openxmlformats.org/wordprocessingml/2006/main" xmlns:w14="http://schemas.microsoft.com/office/word/2010/wordml" xmlns:w15="http://schemas.microsoft.com/office/word/2012/wordml" xmlns:w16cex="http://schemas.microsoft.com/office/word/2018/wordml/cex" xmlns:w16cid="http://schemas.microsoft.com/office/word/2016/wordml/cid" xmlns:w16="http://schemas.microsoft.com/office/word/2018/wordml" xmlns:w16du="http://schemas.microsoft.com/office/word/2023/wordml/word16du" xmlns:w16sdtdh="http://schemas.microsoft.com/office/word/2020/wordml/sdtdatahash" xmlns:w16sdtfl="http://schemas.microsoft.com/office/word/2024/wordml/sdtformatlock" xmlns:w16se="http://schemas.microsoft.com/office/word/2015/wordml/symex" xmlns:wpg="http://schemas.microsoft.com/office/word/2010/wordprocessingGroup" xmlns:wpi="http://schemas.microsoft.com/office/word/2010/wordprocessingInk" xmlns:wne="http://schemas.microsoft.com/office/word/2006/wordml" xmlns:wps="http://schemas.microsoft.com/office/word/2010/wordprocessingShape" mc:Ignorable="w14 w15 w16se w16cid w16 w16cex w16sdtdh w16sdtfl w16du wp14">
   <w:p>
     <w:pPr>
       <w:pStyle w:val="Footer"/>
@@ -896,7 +957,7 @@
 </file>
 
 <file path=word/footer2.xml><?xml version="1.0" encoding="utf-8"?>
-<w:ftr xmlns:wpc="http://schemas.microsoft.com/office/word/2010/wordprocessingCanvas" xmlns:cx="http://schemas.microsoft.com/office/drawing/2014/chartex" xmlns:cx1="http://schemas.microsoft.com/office/drawing/2015/9/8/chartex" xmlns:cx2="http://schemas.microsoft.com/office/drawing/2015/10/21/chartex" xmlns:cx3="http://schemas.microsoft.com/office/drawing/2016/5/9/chartex" xmlns:cx4="http://schemas.microsoft.com/office/drawing/2016/5/10/chartex" xmlns:cx5="http://schemas.microsoft.com/office/drawing/2016/5/11/chartex" xmlns:cx6="http://schemas.microsoft.com/office/drawing/2016/5/12/chartex" xmlns:cx7="http://schemas.microsoft.com/office/drawing/2016/5/13/chartex" xmlns:cx8="http://schemas.microsoft.com/office/drawing/2016/5/14/chartex" xmlns:mc="http://schemas.openxmlformats.org/markup-compatibility/2006" xmlns:aink="http://schemas.microsoft.com/office/drawing/2016/ink" xmlns:am3d="http://schemas.microsoft.com/office/drawing/2017/model3d" xmlns:o="urn:schemas-microsoft-com:office:office" xmlns:oel="http://schemas.microsoft.com/office/2019/extlst" xmlns:r="http://schemas.openxmlformats.org/officeDocument/2006/relationships" xmlns:m="http://schemas.openxmlformats.org/officeDocument/2006/math" xmlns:v="urn:schemas-microsoft-com:vml" xmlns:wp14="http://schemas.microsoft.com/office/word/2010/wordprocessingDrawing" xmlns:wp="http://schemas.openxmlformats.org/drawingml/2006/wordprocessingDrawing" xmlns:w10="urn:schemas-microsoft-com:office:word" xmlns:w="http://schemas.openxmlformats.org/wordprocessingml/2006/main" xmlns:w14="http://schemas.microsoft.com/office/word/2010/wordml" xmlns:w15="http://schemas.microsoft.com/office/word/2012/wordml" xmlns:w16cex="http://schemas.microsoft.com/office/word/2018/wordml/cex" xmlns:w16cid="http://schemas.microsoft.com/office/word/2016/wordml/cid" xmlns:w16="http://schemas.microsoft.com/office/word/2018/wordml" xmlns:w16sdtdh="http://schemas.microsoft.com/office/word/2020/wordml/sdtdatahash" xmlns:w16se="http://schemas.microsoft.com/office/word/2015/wordml/symex" xmlns:wpg="http://schemas.microsoft.com/office/word/2010/wordprocessingGroup" xmlns:wpi="http://schemas.microsoft.com/office/word/2010/wordprocessingInk" xmlns:wne="http://schemas.microsoft.com/office/word/2006/wordml" xmlns:wps="http://schemas.microsoft.com/office/word/2010/wordprocessingShape" mc:Ignorable="w14 w15 w16se w16cid w16 w16cex w16sdtdh wp14">
+<w:ftr xmlns:wpc="http://schemas.microsoft.com/office/word/2010/wordprocessingCanvas" xmlns:cx="http://schemas.microsoft.com/office/drawing/2014/chartex" xmlns:cx1="http://schemas.microsoft.com/office/drawing/2015/9/8/chartex" xmlns:cx2="http://schemas.microsoft.com/office/drawing/2015/10/21/chartex" xmlns:cx3="http://schemas.microsoft.com/office/drawing/2016/5/9/chartex" xmlns:cx4="http://schemas.microsoft.com/office/drawing/2016/5/10/chartex" xmlns:cx5="http://schemas.microsoft.com/office/drawing/2016/5/11/chartex" xmlns:cx6="http://schemas.microsoft.com/office/drawing/2016/5/12/chartex" xmlns:cx7="http://schemas.microsoft.com/office/drawing/2016/5/13/chartex" xmlns:cx8="http://schemas.microsoft.com/office/drawing/2016/5/14/chartex" xmlns:mc="http://schemas.openxmlformats.org/markup-compatibility/2006" xmlns:aink="http://schemas.microsoft.com/office/drawing/2016/ink" xmlns:am3d="http://schemas.microsoft.com/office/drawing/2017/model3d" xmlns:o="urn:schemas-microsoft-com:office:office" xmlns:oel="http://schemas.microsoft.com/office/2019/extlst" xmlns:r="http://schemas.openxmlformats.org/officeDocument/2006/relationships" xmlns:m="http://schemas.openxmlformats.org/officeDocument/2006/math" xmlns:v="urn:schemas-microsoft-com:vml" xmlns:wp14="http://schemas.microsoft.com/office/word/2010/wordprocessingDrawing" xmlns:wp="http://schemas.openxmlformats.org/drawingml/2006/wordprocessingDrawing" xmlns:w10="urn:schemas-microsoft-com:office:word" xmlns:w="http://schemas.openxmlformats.org/wordprocessingml/2006/main" xmlns:w14="http://schemas.microsoft.com/office/word/2010/wordml" xmlns:w15="http://schemas.microsoft.com/office/word/2012/wordml" xmlns:w16cex="http://schemas.microsoft.com/office/word/2018/wordml/cex" xmlns:w16cid="http://schemas.microsoft.com/office/word/2016/wordml/cid" xmlns:w16="http://schemas.microsoft.com/office/word/2018/wordml" xmlns:w16du="http://schemas.microsoft.com/office/word/2023/wordml/word16du" xmlns:w16sdtdh="http://schemas.microsoft.com/office/word/2020/wordml/sdtdatahash" xmlns:w16sdtfl="http://schemas.microsoft.com/office/word/2024/wordml/sdtformatlock" xmlns:w16se="http://schemas.microsoft.com/office/word/2015/wordml/symex" xmlns:wpg="http://schemas.microsoft.com/office/word/2010/wordprocessingGroup" xmlns:wpi="http://schemas.microsoft.com/office/word/2010/wordprocessingInk" xmlns:wne="http://schemas.microsoft.com/office/word/2006/wordml" xmlns:wps="http://schemas.microsoft.com/office/word/2010/wordprocessingShape" mc:Ignorable="w14 w15 w16se w16cid w16 w16cex w16sdtdh w16sdtfl w16du wp14">
   <w:p>
     <w:pPr>
       <w:pStyle w:val="Footer"/>
@@ -906,7 +967,7 @@
 </file>
 
 <file path=word/footer3.xml><?xml version="1.0" encoding="utf-8"?>
-<w:ftr xmlns:wpc="http://schemas.microsoft.com/office/word/2010/wordprocessingCanvas" xmlns:cx="http://schemas.microsoft.com/office/drawing/2014/chartex" xmlns:cx1="http://schemas.microsoft.com/office/drawing/2015/9/8/chartex" xmlns:cx2="http://schemas.microsoft.com/office/drawing/2015/10/21/chartex" xmlns:cx3="http://schemas.microsoft.com/office/drawing/2016/5/9/chartex" xmlns:cx4="http://schemas.microsoft.com/office/drawing/2016/5/10/chartex" xmlns:cx5="http://schemas.microsoft.com/office/drawing/2016/5/11/chartex" xmlns:cx6="http://schemas.microsoft.com/office/drawing/2016/5/12/chartex" xmlns:cx7="http://schemas.microsoft.com/office/drawing/2016/5/13/chartex" xmlns:cx8="http://schemas.microsoft.com/office/drawing/2016/5/14/chartex" xmlns:mc="http://schemas.openxmlformats.org/markup-compatibility/2006" xmlns:aink="http://schemas.microsoft.com/office/drawing/2016/ink" xmlns:am3d="http://schemas.microsoft.com/office/drawing/2017/model3d" xmlns:o="urn:schemas-microsoft-com:office:office" xmlns:oel="http://schemas.microsoft.com/office/2019/extlst" xmlns:r="http://schemas.openxmlformats.org/officeDocument/2006/relationships" xmlns:m="http://schemas.openxmlformats.org/officeDocument/2006/math" xmlns:v="urn:schemas-microsoft-com:vml" xmlns:wp14="http://schemas.microsoft.com/office/word/2010/wordprocessingDrawing" xmlns:wp="http://schemas.openxmlformats.org/drawingml/2006/wordprocessingDrawing" xmlns:w10="urn:schemas-microsoft-com:office:word" xmlns:w="http://schemas.openxmlformats.org/wordprocessingml/2006/main" xmlns:w14="http://schemas.microsoft.com/office/word/2010/wordml" xmlns:w15="http://schemas.microsoft.com/office/word/2012/wordml" xmlns:w16cex="http://schemas.microsoft.com/office/word/2018/wordml/cex" xmlns:w16cid="http://schemas.microsoft.com/office/word/2016/wordml/cid" xmlns:w16="http://schemas.microsoft.com/office/word/2018/wordml" xmlns:w16sdtdh="http://schemas.microsoft.com/office/word/2020/wordml/sdtdatahash" xmlns:w16se="http://schemas.microsoft.com/office/word/2015/wordml/symex" xmlns:wpg="http://schemas.microsoft.com/office/word/2010/wordprocessingGroup" xmlns:wpi="http://schemas.microsoft.com/office/word/2010/wordprocessingInk" xmlns:wne="http://schemas.microsoft.com/office/word/2006/wordml" xmlns:wps="http://schemas.microsoft.com/office/word/2010/wordprocessingShape" mc:Ignorable="w14 w15 w16se w16cid w16 w16cex w16sdtdh wp14">
+<w:ftr xmlns:wpc="http://schemas.microsoft.com/office/word/2010/wordprocessingCanvas" xmlns:cx="http://schemas.microsoft.com/office/drawing/2014/chartex" xmlns:cx1="http://schemas.microsoft.com/office/drawing/2015/9/8/chartex" xmlns:cx2="http://schemas.microsoft.com/office/drawing/2015/10/21/chartex" xmlns:cx3="http://schemas.microsoft.com/office/drawing/2016/5/9/chartex" xmlns:cx4="http://schemas.microsoft.com/office/drawing/2016/5/10/chartex" xmlns:cx5="http://schemas.microsoft.com/office/drawing/2016/5/11/chartex" xmlns:cx6="http://schemas.microsoft.com/office/drawing/2016/5/12/chartex" xmlns:cx7="http://schemas.microsoft.com/office/drawing/2016/5/13/chartex" xmlns:cx8="http://schemas.microsoft.com/office/drawing/2016/5/14/chartex" xmlns:mc="http://schemas.openxmlformats.org/markup-compatibility/2006" xmlns:aink="http://schemas.microsoft.com/office/drawing/2016/ink" xmlns:am3d="http://schemas.microsoft.com/office/drawing/2017/model3d" xmlns:o="urn:schemas-microsoft-com:office:office" xmlns:oel="http://schemas.microsoft.com/office/2019/extlst" xmlns:r="http://schemas.openxmlformats.org/officeDocument/2006/relationships" xmlns:m="http://schemas.openxmlformats.org/officeDocument/2006/math" xmlns:v="urn:schemas-microsoft-com:vml" xmlns:wp14="http://schemas.microsoft.com/office/word/2010/wordprocessingDrawing" xmlns:wp="http://schemas.openxmlformats.org/drawingml/2006/wordprocessingDrawing" xmlns:w10="urn:schemas-microsoft-com:office:word" xmlns:w="http://schemas.openxmlformats.org/wordprocessingml/2006/main" xmlns:w14="http://schemas.microsoft.com/office/word/2010/wordml" xmlns:w15="http://schemas.microsoft.com/office/word/2012/wordml" xmlns:w16cex="http://schemas.microsoft.com/office/word/2018/wordml/cex" xmlns:w16cid="http://schemas.microsoft.com/office/word/2016/wordml/cid" xmlns:w16="http://schemas.microsoft.com/office/word/2018/wordml" xmlns:w16du="http://schemas.microsoft.com/office/word/2023/wordml/word16du" xmlns:w16sdtdh="http://schemas.microsoft.com/office/word/2020/wordml/sdtdatahash" xmlns:w16sdtfl="http://schemas.microsoft.com/office/word/2024/wordml/sdtformatlock" xmlns:w16se="http://schemas.microsoft.com/office/word/2015/wordml/symex" xmlns:wpg="http://schemas.microsoft.com/office/word/2010/wordprocessingGroup" xmlns:wpi="http://schemas.microsoft.com/office/word/2010/wordprocessingInk" xmlns:wne="http://schemas.microsoft.com/office/word/2006/wordml" xmlns:wps="http://schemas.microsoft.com/office/word/2010/wordprocessingShape" mc:Ignorable="w14 w15 w16se w16cid w16 w16cex w16sdtdh w16sdtfl w16du wp14">
   <w:p>
     <w:pPr>
       <w:pStyle w:val="Footer"/>
@@ -916,7 +977,7 @@
 </file>
 
 <file path=word/footnotes.xml><?xml version="1.0" encoding="utf-8"?>
-<w:footnotes xmlns:wpc="http://schemas.microsoft.com/office/word/2010/wordprocessingCanvas" xmlns:cx="http://schemas.microsoft.com/office/drawing/2014/chartex" xmlns:cx1="http://schemas.microsoft.com/office/drawing/2015/9/8/chartex" xmlns:cx2="http://schemas.microsoft.com/office/drawing/2015/10/21/chartex" xmlns:cx3="http://schemas.microsoft.com/office/drawing/2016/5/9/chartex" xmlns:cx4="http://schemas.microsoft.com/office/drawing/2016/5/10/chartex" xmlns:cx5="http://schemas.microsoft.com/office/drawing/2016/5/11/chartex" xmlns:cx6="http://schemas.microsoft.com/office/drawing/2016/5/12/chartex" xmlns:cx7="http://schemas.microsoft.com/office/drawing/2016/5/13/chartex" xmlns:cx8="http://schemas.microsoft.com/office/drawing/2016/5/14/chartex" xmlns:mc="http://schemas.openxmlformats.org/markup-compatibility/2006" xmlns:aink="http://schemas.microsoft.com/office/drawing/2016/ink" xmlns:am3d="http://schemas.microsoft.com/office/drawing/2017/model3d" xmlns:o="urn:schemas-microsoft-com:office:office" xmlns:oel="http://schemas.microsoft.com/office/2019/extlst" xmlns:r="http://schemas.openxmlformats.org/officeDocument/2006/relationships" xmlns:m="http://schemas.openxmlformats.org/officeDocument/2006/math" xmlns:v="urn:schemas-microsoft-com:vml" xmlns:wp14="http://schemas.microsoft.com/office/word/2010/wordprocessingDrawing" xmlns:wp="http://schemas.openxmlformats.org/drawingml/2006/wordprocessingDrawing" xmlns:w10="urn:schemas-microsoft-com:office:word" xmlns:w="http://schemas.openxmlformats.org/wordprocessingml/2006/main" xmlns:w14="http://schemas.microsoft.com/office/word/2010/wordml" xmlns:w15="http://schemas.microsoft.com/office/word/2012/wordml" xmlns:w16cex="http://schemas.microsoft.com/office/word/2018/wordml/cex" xmlns:w16cid="http://schemas.microsoft.com/office/word/2016/wordml/cid" xmlns:w16="http://schemas.microsoft.com/office/word/2018/wordml" xmlns:w16sdtdh="http://schemas.microsoft.com/office/word/2020/wordml/sdtdatahash" xmlns:w16se="http://schemas.microsoft.com/office/word/2015/wordml/symex" xmlns:wpg="http://schemas.microsoft.com/office/word/2010/wordprocessingGroup" xmlns:wpi="http://schemas.microsoft.com/office/word/2010/wordprocessingInk" xmlns:wne="http://schemas.microsoft.com/office/word/2006/wordml" xmlns:wps="http://schemas.microsoft.com/office/word/2010/wordprocessingShape" mc:Ignorable="w14 w15 w16se w16cid w16 w16cex w16sdtdh wp14">
+<w:footnotes xmlns:wpc="http://schemas.microsoft.com/office/word/2010/wordprocessingCanvas" xmlns:cx="http://schemas.microsoft.com/office/drawing/2014/chartex" xmlns:cx1="http://schemas.microsoft.com/office/drawing/2015/9/8/chartex" xmlns:cx2="http://schemas.microsoft.com/office/drawing/2015/10/21/chartex" xmlns:cx3="http://schemas.microsoft.com/office/drawing/2016/5/9/chartex" xmlns:cx4="http://schemas.microsoft.com/office/drawing/2016/5/10/chartex" xmlns:cx5="http://schemas.microsoft.com/office/drawing/2016/5/11/chartex" xmlns:cx6="http://schemas.microsoft.com/office/drawing/2016/5/12/chartex" xmlns:cx7="http://schemas.microsoft.com/office/drawing/2016/5/13/chartex" xmlns:cx8="http://schemas.microsoft.com/office/drawing/2016/5/14/chartex" xmlns:mc="http://schemas.openxmlformats.org/markup-compatibility/2006" xmlns:aink="http://schemas.microsoft.com/office/drawing/2016/ink" xmlns:am3d="http://schemas.microsoft.com/office/drawing/2017/model3d" xmlns:o="urn:schemas-microsoft-com:office:office" xmlns:oel="http://schemas.microsoft.com/office/2019/extlst" xmlns:r="http://schemas.openxmlformats.org/officeDocument/2006/relationships" xmlns:m="http://schemas.openxmlformats.org/officeDocument/2006/math" xmlns:v="urn:schemas-microsoft-com:vml" xmlns:wp14="http://schemas.microsoft.com/office/word/2010/wordprocessingDrawing" xmlns:wp="http://schemas.openxmlformats.org/drawingml/2006/wordprocessingDrawing" xmlns:w10="urn:schemas-microsoft-com:office:word" xmlns:w="http://schemas.openxmlformats.org/wordprocessingml/2006/main" xmlns:w14="http://schemas.microsoft.com/office/word/2010/wordml" xmlns:w15="http://schemas.microsoft.com/office/word/2012/wordml" xmlns:w16cex="http://schemas.microsoft.com/office/word/2018/wordml/cex" xmlns:w16cid="http://schemas.microsoft.com/office/word/2016/wordml/cid" xmlns:w16="http://schemas.microsoft.com/office/word/2018/wordml" xmlns:w16du="http://schemas.microsoft.com/office/word/2023/wordml/word16du" xmlns:w16sdtdh="http://schemas.microsoft.com/office/word/2020/wordml/sdtdatahash" xmlns:w16sdtfl="http://schemas.microsoft.com/office/word/2024/wordml/sdtformatlock" xmlns:w16se="http://schemas.microsoft.com/office/word/2015/wordml/symex" xmlns:wpg="http://schemas.microsoft.com/office/word/2010/wordprocessingGroup" xmlns:wpi="http://schemas.microsoft.com/office/word/2010/wordprocessingInk" xmlns:wne="http://schemas.microsoft.com/office/word/2006/wordml" xmlns:wps="http://schemas.microsoft.com/office/word/2010/wordprocessingShape" mc:Ignorable="w14 w15 w16se w16cid w16 w16cex w16sdtdh w16sdtfl w16du wp14">
   <w:footnote w:type="separator" w:id="-1">
     <w:p>
       <w:pPr>
@@ -941,7 +1002,7 @@
 </file>
 
 <file path=word/header1.xml><?xml version="1.0" encoding="utf-8"?>
-<w:hdr xmlns:wpc="http://schemas.microsoft.com/office/word/2010/wordprocessingCanvas" xmlns:cx="http://schemas.microsoft.com/office/drawing/2014/chartex" xmlns:cx1="http://schemas.microsoft.com/office/drawing/2015/9/8/chartex" xmlns:cx2="http://schemas.microsoft.com/office/drawing/2015/10/21/chartex" xmlns:cx3="http://schemas.microsoft.com/office/drawing/2016/5/9/chartex" xmlns:cx4="http://schemas.microsoft.com/office/drawing/2016/5/10/chartex" xmlns:cx5="http://schemas.microsoft.com/office/drawing/2016/5/11/chartex" xmlns:cx6="http://schemas.microsoft.com/office/drawing/2016/5/12/chartex" xmlns:cx7="http://schemas.microsoft.com/office/drawing/2016/5/13/chartex" xmlns:cx8="http://schemas.microsoft.com/office/drawing/2016/5/14/chartex" xmlns:mc="http://schemas.openxmlformats.org/markup-compatibility/2006" xmlns:aink="http://schemas.microsoft.com/office/drawing/2016/ink" xmlns:am3d="http://schemas.microsoft.com/office/drawing/2017/model3d" xmlns:o="urn:schemas-microsoft-com:office:office" xmlns:oel="http://schemas.microsoft.com/office/2019/extlst" xmlns:r="http://schemas.openxmlformats.org/officeDocument/2006/relationships" xmlns:m="http://schemas.openxmlformats.org/officeDocument/2006/math" xmlns:v="urn:schemas-microsoft-com:vml" xmlns:wp14="http://schemas.microsoft.com/office/word/2010/wordprocessingDrawing" xmlns:wp="http://schemas.openxmlformats.org/drawingml/2006/wordprocessingDrawing" xmlns:w10="urn:schemas-microsoft-com:office:word" xmlns:w="http://schemas.openxmlformats.org/wordprocessingml/2006/main" xmlns:w14="http://schemas.microsoft.com/office/word/2010/wordml" xmlns:w15="http://schemas.microsoft.com/office/word/2012/wordml" xmlns:w16cex="http://schemas.microsoft.com/office/word/2018/wordml/cex" xmlns:w16cid="http://schemas.microsoft.com/office/word/2016/wordml/cid" xmlns:w16="http://schemas.microsoft.com/office/word/2018/wordml" xmlns:w16sdtdh="http://schemas.microsoft.com/office/word/2020/wordml/sdtdatahash" xmlns:w16se="http://schemas.microsoft.com/office/word/2015/wordml/symex" xmlns:wpg="http://schemas.microsoft.com/office/word/2010/wordprocessingGroup" xmlns:wpi="http://schemas.microsoft.com/office/word/2010/wordprocessingInk" xmlns:wne="http://schemas.microsoft.com/office/word/2006/wordml" xmlns:wps="http://schemas.microsoft.com/office/word/2010/wordprocessingShape" mc:Ignorable="w14 w15 w16se w16cid w16 w16cex w16sdtdh wp14">
+<w:hdr xmlns:wpc="http://schemas.microsoft.com/office/word/2010/wordprocessingCanvas" xmlns:cx="http://schemas.microsoft.com/office/drawing/2014/chartex" xmlns:cx1="http://schemas.microsoft.com/office/drawing/2015/9/8/chartex" xmlns:cx2="http://schemas.microsoft.com/office/drawing/2015/10/21/chartex" xmlns:cx3="http://schemas.microsoft.com/office/drawing/2016/5/9/chartex" xmlns:cx4="http://schemas.microsoft.com/office/drawing/2016/5/10/chartex" xmlns:cx5="http://schemas.microsoft.com/office/drawing/2016/5/11/chartex" xmlns:cx6="http://schemas.microsoft.com/office/drawing/2016/5/12/chartex" xmlns:cx7="http://schemas.microsoft.com/office/drawing/2016/5/13/chartex" xmlns:cx8="http://schemas.microsoft.com/office/drawing/2016/5/14/chartex" xmlns:mc="http://schemas.openxmlformats.org/markup-compatibility/2006" xmlns:aink="http://schemas.microsoft.com/office/drawing/2016/ink" xmlns:am3d="http://schemas.microsoft.com/office/drawing/2017/model3d" xmlns:o="urn:schemas-microsoft-com:office:office" xmlns:oel="http://schemas.microsoft.com/office/2019/extlst" xmlns:r="http://schemas.openxmlformats.org/officeDocument/2006/relationships" xmlns:m="http://schemas.openxmlformats.org/officeDocument/2006/math" xmlns:v="urn:schemas-microsoft-com:vml" xmlns:wp14="http://schemas.microsoft.com/office/word/2010/wordprocessingDrawing" xmlns:wp="http://schemas.openxmlformats.org/drawingml/2006/wordprocessingDrawing" xmlns:w10="urn:schemas-microsoft-com:office:word" xmlns:w="http://schemas.openxmlformats.org/wordprocessingml/2006/main" xmlns:w14="http://schemas.microsoft.com/office/word/2010/wordml" xmlns:w15="http://schemas.microsoft.com/office/word/2012/wordml" xmlns:w16cex="http://schemas.microsoft.com/office/word/2018/wordml/cex" xmlns:w16cid="http://schemas.microsoft.com/office/word/2016/wordml/cid" xmlns:w16="http://schemas.microsoft.com/office/word/2018/wordml" xmlns:w16du="http://schemas.microsoft.com/office/word/2023/wordml/word16du" xmlns:w16sdtdh="http://schemas.microsoft.com/office/word/2020/wordml/sdtdatahash" xmlns:w16sdtfl="http://schemas.microsoft.com/office/word/2024/wordml/sdtformatlock" xmlns:w16se="http://schemas.microsoft.com/office/word/2015/wordml/symex" xmlns:wpg="http://schemas.microsoft.com/office/word/2010/wordprocessingGroup" xmlns:wpi="http://schemas.microsoft.com/office/word/2010/wordprocessingInk" xmlns:wne="http://schemas.microsoft.com/office/word/2006/wordml" xmlns:wps="http://schemas.microsoft.com/office/word/2010/wordprocessingShape" mc:Ignorable="w14 w15 w16se w16cid w16 w16cex w16sdtdh w16sdtfl w16du wp14">
   <w:p>
     <w:pPr>
       <w:pStyle w:val="Header"/>
@@ -951,7 +1012,7 @@
 </file>
 
 <file path=word/header2.xml><?xml version="1.0" encoding="utf-8"?>
-<w:hdr xmlns:wpc="http://schemas.microsoft.com/office/word/2010/wordprocessingCanvas" xmlns:cx="http://schemas.microsoft.com/office/drawing/2014/chartex" xmlns:cx1="http://schemas.microsoft.com/office/drawing/2015/9/8/chartex" xmlns:cx2="http://schemas.microsoft.com/office/drawing/2015/10/21/chartex" xmlns:cx3="http://schemas.microsoft.com/office/drawing/2016/5/9/chartex" xmlns:cx4="http://schemas.microsoft.com/office/drawing/2016/5/10/chartex" xmlns:cx5="http://schemas.microsoft.com/office/drawing/2016/5/11/chartex" xmlns:cx6="http://schemas.microsoft.com/office/drawing/2016/5/12/chartex" xmlns:cx7="http://schemas.microsoft.com/office/drawing/2016/5/13/chartex" xmlns:cx8="http://schemas.microsoft.com/office/drawing/2016/5/14/chartex" xmlns:mc="http://schemas.openxmlformats.org/markup-compatibility/2006" xmlns:aink="http://schemas.microsoft.com/office/drawing/2016/ink" xmlns:am3d="http://schemas.microsoft.com/office/drawing/2017/model3d" xmlns:o="urn:schemas-microsoft-com:office:office" xmlns:oel="http://schemas.microsoft.com/office/2019/extlst" xmlns:r="http://schemas.openxmlformats.org/officeDocument/2006/relationships" xmlns:m="http://schemas.openxmlformats.org/officeDocument/2006/math" xmlns:v="urn:schemas-microsoft-com:vml" xmlns:wp14="http://schemas.microsoft.com/office/word/2010/wordprocessingDrawing" xmlns:wp="http://schemas.openxmlformats.org/drawingml/2006/wordprocessingDrawing" xmlns:w10="urn:schemas-microsoft-com:office:word" xmlns:w="http://schemas.openxmlformats.org/wordprocessingml/2006/main" xmlns:w14="http://schemas.microsoft.com/office/word/2010/wordml" xmlns:w15="http://schemas.microsoft.com/office/word/2012/wordml" xmlns:w16cex="http://schemas.microsoft.com/office/word/2018/wordml/cex" xmlns:w16cid="http://schemas.microsoft.com/office/word/2016/wordml/cid" xmlns:w16="http://schemas.microsoft.com/office/word/2018/wordml" xmlns:w16sdtdh="http://schemas.microsoft.com/office/word/2020/wordml/sdtdatahash" xmlns:w16se="http://schemas.microsoft.com/office/word/2015/wordml/symex" xmlns:wpg="http://schemas.microsoft.com/office/word/2010/wordprocessingGroup" xmlns:wpi="http://schemas.microsoft.com/office/word/2010/wordprocessingInk" xmlns:wne="http://schemas.microsoft.com/office/word/2006/wordml" xmlns:wps="http://schemas.microsoft.com/office/word/2010/wordprocessingShape" mc:Ignorable="w14 w15 w16se w16cid w16 w16cex w16sdtdh wp14">
+<w:hdr xmlns:wpc="http://schemas.microsoft.com/office/word/2010/wordprocessingCanvas" xmlns:cx="http://schemas.microsoft.com/office/drawing/2014/chartex" xmlns:cx1="http://schemas.microsoft.com/office/drawing/2015/9/8/chartex" xmlns:cx2="http://schemas.microsoft.com/office/drawing/2015/10/21/chartex" xmlns:cx3="http://schemas.microsoft.com/office/drawing/2016/5/9/chartex" xmlns:cx4="http://schemas.microsoft.com/office/drawing/2016/5/10/chartex" xmlns:cx5="http://schemas.microsoft.com/office/drawing/2016/5/11/chartex" xmlns:cx6="http://schemas.microsoft.com/office/drawing/2016/5/12/chartex" xmlns:cx7="http://schemas.microsoft.com/office/drawing/2016/5/13/chartex" xmlns:cx8="http://schemas.microsoft.com/office/drawing/2016/5/14/chartex" xmlns:mc="http://schemas.openxmlformats.org/markup-compatibility/2006" xmlns:aink="http://schemas.microsoft.com/office/drawing/2016/ink" xmlns:am3d="http://schemas.microsoft.com/office/drawing/2017/model3d" xmlns:o="urn:schemas-microsoft-com:office:office" xmlns:oel="http://schemas.microsoft.com/office/2019/extlst" xmlns:r="http://schemas.openxmlformats.org/officeDocument/2006/relationships" xmlns:m="http://schemas.openxmlformats.org/officeDocument/2006/math" xmlns:v="urn:schemas-microsoft-com:vml" xmlns:wp14="http://schemas.microsoft.com/office/word/2010/wordprocessingDrawing" xmlns:wp="http://schemas.openxmlformats.org/drawingml/2006/wordprocessingDrawing" xmlns:w10="urn:schemas-microsoft-com:office:word" xmlns:w="http://schemas.openxmlformats.org/wordprocessingml/2006/main" xmlns:w14="http://schemas.microsoft.com/office/word/2010/wordml" xmlns:w15="http://schemas.microsoft.com/office/word/2012/wordml" xmlns:w16cex="http://schemas.microsoft.com/office/word/2018/wordml/cex" xmlns:w16cid="http://schemas.microsoft.com/office/word/2016/wordml/cid" xmlns:w16="http://schemas.microsoft.com/office/word/2018/wordml" xmlns:w16du="http://schemas.microsoft.com/office/word/2023/wordml/word16du" xmlns:w16sdtdh="http://schemas.microsoft.com/office/word/2020/wordml/sdtdatahash" xmlns:w16sdtfl="http://schemas.microsoft.com/office/word/2024/wordml/sdtformatlock" xmlns:w16se="http://schemas.microsoft.com/office/word/2015/wordml/symex" xmlns:wpg="http://schemas.microsoft.com/office/word/2010/wordprocessingGroup" xmlns:wpi="http://schemas.microsoft.com/office/word/2010/wordprocessingInk" xmlns:wne="http://schemas.microsoft.com/office/word/2006/wordml" xmlns:wps="http://schemas.microsoft.com/office/word/2010/wordprocessingShape" mc:Ignorable="w14 w15 w16se w16cid w16 w16cex w16sdtdh w16sdtfl w16du wp14">
   <w:p>
     <w:pPr>
       <w:pStyle w:val="Header"/>
@@ -962,7 +1023,7 @@
 </file>
 
 <file path=word/header3.xml><?xml version="1.0" encoding="utf-8"?>
-<w:hdr xmlns:wpc="http://schemas.microsoft.com/office/word/2010/wordprocessingCanvas" xmlns:cx="http://schemas.microsoft.com/office/drawing/2014/chartex" xmlns:cx1="http://schemas.microsoft.com/office/drawing/2015/9/8/chartex" xmlns:cx2="http://schemas.microsoft.com/office/drawing/2015/10/21/chartex" xmlns:cx3="http://schemas.microsoft.com/office/drawing/2016/5/9/chartex" xmlns:cx4="http://schemas.microsoft.com/office/drawing/2016/5/10/chartex" xmlns:cx5="http://schemas.microsoft.com/office/drawing/2016/5/11/chartex" xmlns:cx6="http://schemas.microsoft.com/office/drawing/2016/5/12/chartex" xmlns:cx7="http://schemas.microsoft.com/office/drawing/2016/5/13/chartex" xmlns:cx8="http://schemas.microsoft.com/office/drawing/2016/5/14/chartex" xmlns:mc="http://schemas.openxmlformats.org/markup-compatibility/2006" xmlns:aink="http://schemas.microsoft.com/office/drawing/2016/ink" xmlns:am3d="http://schemas.microsoft.com/office/drawing/2017/model3d" xmlns:o="urn:schemas-microsoft-com:office:office" xmlns:oel="http://schemas.microsoft.com/office/2019/extlst" xmlns:r="http://schemas.openxmlformats.org/officeDocument/2006/relationships" xmlns:m="http://schemas.openxmlformats.org/officeDocument/2006/math" xmlns:v="urn:schemas-microsoft-com:vml" xmlns:wp14="http://schemas.microsoft.com/office/word/2010/wordprocessingDrawing" xmlns:wp="http://schemas.openxmlformats.org/drawingml/2006/wordprocessingDrawing" xmlns:w10="urn:schemas-microsoft-com:office:word" xmlns:w="http://schemas.openxmlformats.org/wordprocessingml/2006/main" xmlns:w14="http://schemas.microsoft.com/office/word/2010/wordml" xmlns:w15="http://schemas.microsoft.com/office/word/2012/wordml" xmlns:w16cex="http://schemas.microsoft.com/office/word/2018/wordml/cex" xmlns:w16cid="http://schemas.microsoft.com/office/word/2016/wordml/cid" xmlns:w16="http://schemas.microsoft.com/office/word/2018/wordml" xmlns:w16sdtdh="http://schemas.microsoft.com/office/word/2020/wordml/sdtdatahash" xmlns:w16se="http://schemas.microsoft.com/office/word/2015/wordml/symex" xmlns:wpg="http://schemas.microsoft.com/office/word/2010/wordprocessingGroup" xmlns:wpi="http://schemas.microsoft.com/office/word/2010/wordprocessingInk" xmlns:wne="http://schemas.microsoft.com/office/word/2006/wordml" xmlns:wps="http://schemas.microsoft.com/office/word/2010/wordprocessingShape" mc:Ignorable="w14 w15 w16se w16cid w16 w16cex w16sdtdh wp14">
+<w:hdr xmlns:wpc="http://schemas.microsoft.com/office/word/2010/wordprocessingCanvas" xmlns:cx="http://schemas.microsoft.com/office/drawing/2014/chartex" xmlns:cx1="http://schemas.microsoft.com/office/drawing/2015/9/8/chartex" xmlns:cx2="http://schemas.microsoft.com/office/drawing/2015/10/21/chartex" xmlns:cx3="http://schemas.microsoft.com/office/drawing/2016/5/9/chartex" xmlns:cx4="http://schemas.microsoft.com/office/drawing/2016/5/10/chartex" xmlns:cx5="http://schemas.microsoft.com/office/drawing/2016/5/11/chartex" xmlns:cx6="http://schemas.microsoft.com/office/drawing/2016/5/12/chartex" xmlns:cx7="http://schemas.microsoft.com/office/drawing/2016/5/13/chartex" xmlns:cx8="http://schemas.microsoft.com/office/drawing/2016/5/14/chartex" xmlns:mc="http://schemas.openxmlformats.org/markup-compatibility/2006" xmlns:aink="http://schemas.microsoft.com/office/drawing/2016/ink" xmlns:am3d="http://schemas.microsoft.com/office/drawing/2017/model3d" xmlns:o="urn:schemas-microsoft-com:office:office" xmlns:oel="http://schemas.microsoft.com/office/2019/extlst" xmlns:r="http://schemas.openxmlformats.org/officeDocument/2006/relationships" xmlns:m="http://schemas.openxmlformats.org/officeDocument/2006/math" xmlns:v="urn:schemas-microsoft-com:vml" xmlns:wp14="http://schemas.microsoft.com/office/word/2010/wordprocessingDrawing" xmlns:wp="http://schemas.openxmlformats.org/drawingml/2006/wordprocessingDrawing" xmlns:w10="urn:schemas-microsoft-com:office:word" xmlns:w="http://schemas.openxmlformats.org/wordprocessingml/2006/main" xmlns:w14="http://schemas.microsoft.com/office/word/2010/wordml" xmlns:w15="http://schemas.microsoft.com/office/word/2012/wordml" xmlns:w16cex="http://schemas.microsoft.com/office/word/2018/wordml/cex" xmlns:w16cid="http://schemas.microsoft.com/office/word/2016/wordml/cid" xmlns:w16="http://schemas.microsoft.com/office/word/2018/wordml" xmlns:w16du="http://schemas.microsoft.com/office/word/2023/wordml/word16du" xmlns:w16sdtdh="http://schemas.microsoft.com/office/word/2020/wordml/sdtdatahash" xmlns:w16sdtfl="http://schemas.microsoft.com/office/word/2024/wordml/sdtformatlock" xmlns:w16se="http://schemas.microsoft.com/office/word/2015/wordml/symex" xmlns:wpg="http://schemas.microsoft.com/office/word/2010/wordprocessingGroup" xmlns:wpi="http://schemas.microsoft.com/office/word/2010/wordprocessingInk" xmlns:wne="http://schemas.microsoft.com/office/word/2006/wordml" xmlns:wps="http://schemas.microsoft.com/office/word/2010/wordprocessingShape" mc:Ignorable="w14 w15 w16se w16cid w16 w16cex w16sdtdh w16sdtfl w16du wp14">
   <w:p>
     <w:pPr>
       <w:pStyle w:val="Header"/>
@@ -971,7 +1032,7 @@
     <w:r>
       <w:tab/>
       <w:tab/>
-      <w:t>2026-06-17</w:t>
+      <w:t>2026-06-18</w:t>
       <w:br/>
       <w:br/>
     </w:r>
@@ -988,7 +1049,7 @@
 </file>
 
 <file path=word/numbering.xml><?xml version="1.0" encoding="utf-8"?>
-<w:numbering xmlns:wpc="http://schemas.microsoft.com/office/word/2010/wordprocessingCanvas" xmlns:cx="http://schemas.microsoft.com/office/drawing/2014/chartex" xmlns:cx1="http://schemas.microsoft.com/office/drawing/2015/9/8/chartex" xmlns:cx2="http://schemas.microsoft.com/office/drawing/2015/10/21/chartex" xmlns:cx3="http://schemas.microsoft.com/office/drawing/2016/5/9/chartex" xmlns:cx4="http://schemas.microsoft.com/office/drawing/2016/5/10/chartex" xmlns:cx5="http://schemas.microsoft.com/office/drawing/2016/5/11/chartex" xmlns:cx6="http://schemas.microsoft.com/office/drawing/2016/5/12/chartex" xmlns:cx7="http://schemas.microsoft.com/office/drawing/2016/5/13/chartex" xmlns:cx8="http://schemas.microsoft.com/office/drawing/2016/5/14/chartex" xmlns:mc="http://schemas.openxmlformats.org/markup-compatibility/2006" xmlns:aink="http://schemas.microsoft.com/office/drawing/2016/ink" xmlns:am3d="http://schemas.microsoft.com/office/drawing/2017/model3d" xmlns:o="urn:schemas-microsoft-com:office:office" xmlns:oel="http://schemas.microsoft.com/office/2019/extlst" xmlns:r="http://schemas.openxmlformats.org/officeDocument/2006/relationships" xmlns:m="http://schemas.openxmlformats.org/officeDocument/2006/math" xmlns:v="urn:schemas-microsoft-com:vml" xmlns:wp14="http://schemas.microsoft.com/office/word/2010/wordprocessingDrawing" xmlns:wp="http://schemas.openxmlformats.org/drawingml/2006/wordprocessingDrawing" xmlns:w10="urn:schemas-microsoft-com:office:word" xmlns:w="http://schemas.openxmlformats.org/wordprocessingml/2006/main" xmlns:w14="http://schemas.microsoft.com/office/word/2010/wordml" xmlns:w15="http://schemas.microsoft.com/office/word/2012/wordml" xmlns:w16cex="http://schemas.microsoft.com/office/word/2018/wordml/cex" xmlns:w16cid="http://schemas.microsoft.com/office/word/2016/wordml/cid" xmlns:w16="http://schemas.microsoft.com/office/word/2018/wordml" xmlns:w16sdtdh="http://schemas.microsoft.com/office/word/2020/wordml/sdtdatahash" xmlns:w16se="http://schemas.microsoft.com/office/word/2015/wordml/symex" xmlns:wpg="http://schemas.microsoft.com/office/word/2010/wordprocessingGroup" xmlns:wpi="http://schemas.microsoft.com/office/word/2010/wordprocessingInk" xmlns:wne="http://schemas.microsoft.com/office/word/2006/wordml" xmlns:wps="http://schemas.microsoft.com/office/word/2010/wordprocessingShape" mc:Ignorable="w14 w15 w16se w16cid w16 w16cex w16sdtdh wp14">
+<w:numbering xmlns:wpc="http://schemas.microsoft.com/office/word/2010/wordprocessingCanvas" xmlns:cx="http://schemas.microsoft.com/office/drawing/2014/chartex" xmlns:cx1="http://schemas.microsoft.com/office/drawing/2015/9/8/chartex" xmlns:cx2="http://schemas.microsoft.com/office/drawing/2015/10/21/chartex" xmlns:cx3="http://schemas.microsoft.com/office/drawing/2016/5/9/chartex" xmlns:cx4="http://schemas.microsoft.com/office/drawing/2016/5/10/chartex" xmlns:cx5="http://schemas.microsoft.com/office/drawing/2016/5/11/chartex" xmlns:cx6="http://schemas.microsoft.com/office/drawing/2016/5/12/chartex" xmlns:cx7="http://schemas.microsoft.com/office/drawing/2016/5/13/chartex" xmlns:cx8="http://schemas.microsoft.com/office/drawing/2016/5/14/chartex" xmlns:mc="http://schemas.openxmlformats.org/markup-compatibility/2006" xmlns:aink="http://schemas.microsoft.com/office/drawing/2016/ink" xmlns:am3d="http://schemas.microsoft.com/office/drawing/2017/model3d" xmlns:o="urn:schemas-microsoft-com:office:office" xmlns:oel="http://schemas.microsoft.com/office/2019/extlst" xmlns:r="http://schemas.openxmlformats.org/officeDocument/2006/relationships" xmlns:m="http://schemas.openxmlformats.org/officeDocument/2006/math" xmlns:v="urn:schemas-microsoft-com:vml" xmlns:wp14="http://schemas.microsoft.com/office/word/2010/wordprocessingDrawing" xmlns:wp="http://schemas.openxmlformats.org/drawingml/2006/wordprocessingDrawing" xmlns:w10="urn:schemas-microsoft-com:office:word" xmlns:w="http://schemas.openxmlformats.org/wordprocessingml/2006/main" xmlns:w14="http://schemas.microsoft.com/office/word/2010/wordml" xmlns:w15="http://schemas.microsoft.com/office/word/2012/wordml" xmlns:w16cex="http://schemas.microsoft.com/office/word/2018/wordml/cex" xmlns:w16cid="http://schemas.microsoft.com/office/word/2016/wordml/cid" xmlns:w16="http://schemas.microsoft.com/office/word/2018/wordml" xmlns:w16du="http://schemas.microsoft.com/office/word/2023/wordml/word16du" xmlns:w16sdtdh="http://schemas.microsoft.com/office/word/2020/wordml/sdtdatahash" xmlns:w16sdtfl="http://schemas.microsoft.com/office/word/2024/wordml/sdtformatlock" xmlns:w16se="http://schemas.microsoft.com/office/word/2015/wordml/symex" xmlns:wpg="http://schemas.microsoft.com/office/word/2010/wordprocessingGroup" xmlns:wpi="http://schemas.microsoft.com/office/word/2010/wordprocessingInk" xmlns:wne="http://schemas.microsoft.com/office/word/2006/wordml" xmlns:wps="http://schemas.microsoft.com/office/word/2010/wordprocessingShape" mc:Ignorable="w14 w15 w16se w16cid w16 w16cex w16sdtdh w16sdtfl w16du wp14">
   <w:abstractNum w:abstractNumId="0" w15:restartNumberingAfterBreak="0">
     <w:nsid w:val="FFFFFF7C"/>
     <w:multiLevelType w:val="singleLevel"/>
@@ -1191,7 +1252,7 @@
 </file>
 
 <file path=word/styles.xml><?xml version="1.0" encoding="utf-8"?>
-<w:styles xmlns:mc="http://schemas.openxmlformats.org/markup-compatibility/2006" xmlns:r="http://schemas.openxmlformats.org/officeDocument/2006/relationships" xmlns:w="http://schemas.openxmlformats.org/wordprocessingml/2006/main" xmlns:w14="http://schemas.microsoft.com/office/word/2010/wordml" xmlns:w15="http://schemas.microsoft.com/office/word/2012/wordml" xmlns:w16cex="http://schemas.microsoft.com/office/word/2018/wordml/cex" xmlns:w16cid="http://schemas.microsoft.com/office/word/2016/wordml/cid" xmlns:w16="http://schemas.microsoft.com/office/word/2018/wordml" xmlns:w16sdtdh="http://schemas.microsoft.com/office/word/2020/wordml/sdtdatahash" xmlns:w16se="http://schemas.microsoft.com/office/word/2015/wordml/symex" mc:Ignorable="w14 w15 w16se w16cid w16 w16cex w16sdtdh">
+<w:styles xmlns:mc="http://schemas.openxmlformats.org/markup-compatibility/2006" xmlns:r="http://schemas.openxmlformats.org/officeDocument/2006/relationships" xmlns:w="http://schemas.openxmlformats.org/wordprocessingml/2006/main" xmlns:w14="http://schemas.microsoft.com/office/word/2010/wordml" xmlns:w15="http://schemas.microsoft.com/office/word/2012/wordml" xmlns:w16cex="http://schemas.microsoft.com/office/word/2018/wordml/cex" xmlns:w16cid="http://schemas.microsoft.com/office/word/2016/wordml/cid" xmlns:w16="http://schemas.microsoft.com/office/word/2018/wordml" xmlns:w16du="http://schemas.microsoft.com/office/word/2023/wordml/word16du" xmlns:w16sdtdh="http://schemas.microsoft.com/office/word/2020/wordml/sdtdatahash" xmlns:w16sdtfl="http://schemas.microsoft.com/office/word/2024/wordml/sdtformatlock" xmlns:w16se="http://schemas.microsoft.com/office/word/2015/wordml/symex" mc:Ignorable="w14 w15 w16se w16cid w16 w16cex w16sdtdh w16sdtfl w16du">
   <w:docDefaults>
     <w:rPrDefault>
       <w:rPr>
@@ -1949,7 +2010,7 @@
     <w:link w:val="TitleChar"/>
     <w:uiPriority w:val="10"/>
     <w:qFormat/>
-    <w:rsid w:val="007106C8"/>
+    <w:rsid w:val="00E854FA"/>
     <w:pPr>
       <w:spacing w:after="300" w:line="240" w:lineRule="auto"/>
       <w:contextualSpacing/>
@@ -1959,7 +2020,7 @@
       <w:rFonts w:eastAsiaTheme="majorEastAsia" w:cstheme="majorBidi"/>
       <w:spacing w:val="5"/>
       <w:kern w:val="28"/>
-      <w:sz w:val="52"/>
+      <w:sz w:val="40"/>
       <w:szCs w:val="52"/>
       <w:lang w:val="sv-SE" w:eastAsia="en-US" w:bidi="ar-SA"/>
     </w:rPr>
@@ -1969,12 +2030,12 @@
     <w:basedOn w:val="DefaultParagraphFont"/>
     <w:link w:val="Title"/>
     <w:uiPriority w:val="10"/>
-    <w:rsid w:val="007106C8"/>
+    <w:rsid w:val="00E854FA"/>
     <w:rPr>
       <w:rFonts w:ascii="Times New Roman" w:eastAsiaTheme="majorEastAsia" w:hAnsi="Times New Roman" w:cstheme="majorBidi"/>
       <w:spacing w:val="5"/>
       <w:kern w:val="28"/>
-      <w:sz w:val="52"/>
+      <w:sz w:val="40"/>
       <w:szCs w:val="52"/>
       <w:lang w:val="sv-SE" w:eastAsia="en-US" w:bidi="ar-SA"/>
     </w:rPr>

--- a/klagomål/A 7260-2026 FSC-klagomål.docx
+++ b/klagomål/A 7260-2026 FSC-klagomål.docx
@@ -1032,7 +1032,7 @@
     <w:r>
       <w:tab/>
       <w:tab/>
-      <w:t>2026-06-18</w:t>
+      <w:t>2026-06-19</w:t>
       <w:br/>
       <w:br/>
     </w:r>

--- a/klagomål/A 7260-2026 FSC-klagomål.docx
+++ b/klagomål/A 7260-2026 FSC-klagomål.docx
@@ -1032,7 +1032,7 @@
     <w:r>
       <w:tab/>
       <w:tab/>
-      <w:t>2026-06-19</w:t>
+      <w:t>2026-06-20</w:t>
       <w:br/>
       <w:br/>
     </w:r>

--- a/klagomål/A 7260-2026 FSC-klagomål.docx
+++ b/klagomål/A 7260-2026 FSC-klagomål.docx
@@ -168,38 +168,7 @@
     </w:p>
     <w:p>
       <w:r>
-        <w:t>Detta dokument behandlar höga naturvärden i avverkningsanmälan A 7260-2026 i Vilhelmina kommun som inkom 2026-02-05 och omfattar 6,1 ha.</w:t>
-      </w:r>
-    </w:p>
-    <w:p>
-      <w:r>
-        <w:t>Nedan presenteras fynd av naturvårdsarter och fridlysta arter som gjorts i det avverkningsanmälda området, samt relevanta utdrag ur standarderna för FSC, Chain of Custody, Controlled Wood och PEFC. I BILAGA 1 finns artfakta om fridlysta arter.</w:t>
-      </w:r>
-    </w:p>
-    <w:p>
-      <w:r>
-        <w:t>Vi förväntar oss att ni återkommer med ett skriftligt svar på vårt klagomål och även beskriver vilka korrigerande åtgärder ni satt in för att rätta till identifierade brister i er efterlevnad av den svenska FSC standarden.</w:t>
-      </w:r>
-    </w:p>
-    <w:p>
-      <w:pPr>
-        <w:pStyle w:val="Heading1"/>
-      </w:pPr>
-      <w:r>
-        <w:t>Naturvårdsarter</w:t>
-      </w:r>
-    </w:p>
-    <w:p>
-      <w:r>
-        <w:t>I och inom 3 meter från avverkningsanmälan har följande 9 naturvårdsarter hittats: garnlav (VU, T), gränsticka (VU, T), rosenticka (NT, T), skrovellav (NT, T), luddlav (S, T), plattlummer (S, T, §9), ögonpyrola (S, T), järpe (T, §4) och revlummer (§9). Av dessa är 4 rödlistade. För rödlistade arter har rödlistekategorin angivits inom parentes. Arter som är signalarter enligt Skogsstyrelsen har markerats med (S). Typiska arter inom Natura 2000 som är kopplade till skogsekosystem har markerats med (T). För fridlysta arter anges även paragrafen i Artskyddsförordningen som arten är fridlyst enligt.</w:t>
-      </w:r>
-    </w:p>
-    <w:p>
-      <w:r>
-        <w:t>De påträffade naturvårdsarterna är ett tydligt kvitto på att det rör sig om en skog med höga naturvärden.</w:t>
-      </w:r>
-      <w:r>
-        <w:t xml:space="preserve"> I Figur 1 visas fyndplatser för naturvårdsarter i området, som finns registrerade på Artportalen.</w:t>
+        <w:t>Detta klagomål behandlar höga naturvärden i avverkningsanmälan A 7260-2026 i Vilhelmina kommun som inkom 2026-02-05 och omfattar 6,1 ha.</w:t>
       </w:r>
     </w:p>
     <w:p>
@@ -247,34 +216,256 @@
         <w:spacing w:after="240"/>
       </w:pPr>
       <w:r>
-        <w:t>Figur 1. Fyndplatser för naturvårdsarter i och inom 3 meter från avverkningsanmälan (röd linje). Markörer utan svart kant är placerade på fyndplatsen. Markörer med svart kant är placerade vid sidan av fyndplatsen och har ett svart streck som visar fyndplatsens exakta position. Kartans mittpunktskoordinat är N 7207811, E 569360 i SWEREF 99 TM.</w:t>
+        <w:t>Figur 1. Fyndplatser för naturvårdsarter i och inom 3 meter från avverkningsanmälan. Markörer utan svart kant är placerade på fyndplatsen. Markörer med svart kant är placerade vid sidan av fyndplatsen har ett svart streck som visar fyndplatsens exakta position. Kartans mittpunktskoordinat är N 7207811, E 569360 i SWEREF 99 TM.</w:t>
+      </w:r>
+    </w:p>
+    <w:p>
+      <w:r>
+        <w:t>I och inom 3 meter från avverkningsanmälan finns fynd av 9 naturvårdsarter, varav 4 är rödlistade, 3 är fridlysta, 8 är typiska (T) och 3 är signalarter (S): garnlav (VU, T), gränsticka (VU, T), rosenticka (NT, T), skrovellav (NT, T), luddlav (S, T), plattlummer (S, T, §9), ögonpyrola (S, T), järpe (T, §4) och revlummer (§9). Se Figur 1.</w:t>
+      </w:r>
+    </w:p>
+    <w:p>
+      <w:r>
+        <w:t>Nedan presenteras relevanta utdrag ur standarderna för FSC, Chain of Custody, Controlled Wood och PEFC.</w:t>
+      </w:r>
+    </w:p>
+    <w:p>
+      <w:r>
+        <w:t>Vi förväntar oss att ni återkommer med ett skriftligt svar på vårt klagomål och även beskriver vilka korrigerande åtgärder ni satt in för att rätta till identifierade brister i er efterlevnad av den svenska FSC standarden.</w:t>
       </w:r>
     </w:p>
     <w:p>
       <w:pPr>
-        <w:pStyle w:val="Heading2"/>
+        <w:pStyle w:val="Heading1"/>
       </w:pPr>
       <w:r>
-        <w:t>Fridlysta arter</w:t>
+        <w:t>Naturvårdsarter och fridlysta arter</w:t>
       </w:r>
     </w:p>
     <w:p>
       <w:r>
-        <w:t>Följande fridlysta arter har sina livsmiljöer och växtplatser i den avverkningsanmälda skogen: plattlummer (S, T, §9), järpe (T, §4) och revlummer (§9).</w:t>
+        <w:t>Nedan följer beskrivningar av de naturvårdsarter och fridlysta arter som har sina livsmiljöer och växtplatser i den avverkningsanmälda skogen. Se även ytterligare artfakta i BILAGA 1. De påträffade naturvårdsarterna är ett tydligt kvitto på att det rör sig om en skog med höga naturvärden.</w:t>
       </w:r>
     </w:p>
     <w:p>
-      <w:r>
-        <w:t xml:space="preserve">Observera att medlemsländerna är skyldiga att agera i enlighet med EU:s fågeldirektiv där det uttryckligen står att direktivet gäller för fåglar samt för deras ägg, bon och </w:t>
-      </w:r>
       <w:r>
         <w:rPr>
           <w:b/>
         </w:rPr>
-        <w:t xml:space="preserve">livsmiljöer </w:t>
-      </w:r>
-      <w:r>
-        <w:t>(artikel 1). Vidare att de åtgärder som vidtas inte får leda till en försämring av den nuvarande situationen beträffande bevarandet av de fågelarter som avses i artikel 1 (artikel 13). Fågeldirektivet är styrande för tillsynsansvariga myndigheters ärendehantering, ställningstaganden och beslutsfattande.</w:t>
+        <w:t>Garnlav (VU)</w:t>
+      </w:r>
+      <w:r>
+        <w:t xml:space="preserve"> är en utpräglad barrskogsart som ibland kan drapera träden i norrländska grannaturskogar med hög luftfuktighet. Den förekommer även i talldominerade bestånd där den, förutom i trädens grenverk, påträffas hängande över ojämnheter i tallbarken. Arten har minskat starkt i södra och mellersta Sverige och den minskar även i sitt nordliga utbredningsområde. Minskningstakten uppgår till 30 (20–50) % inom 50 år och överstiger gränsvärdet för Sårbar (VU). Orsaken till tillbakagången beror främst på slutavverkningar av naturskogsartade skogar. Bestånd med riklig förekomst bör regelmässigt sparas, vilket även gynnar flera andra sällsynta och rödlistade arter. Garnlav är värdväxt för den mycket sällsynta och akut hotade fjärilen barrskogslavfly (CR) som hör hemma i boreala barrskogar med riklig förekomst av värdväxten. Tidigare kunde arten konstateras årligen på flera platser vid Dala-Floda i Dalarna innan lokalerna kalavverkades. Senaste fyndet i landet av barrskogslavfly är från år 2000 då den påträffades vid Högberget i Sollefteå kommun. Garnlav är typisk art för </w:t>
+      </w:r>
+      <w:r>
+        <w:rPr>
+          <w:i/>
+        </w:rPr>
+        <w:t xml:space="preserve">9010 Taiga </w:t>
+      </w:r>
+      <w:r>
+        <w:t>och</w:t>
+      </w:r>
+      <w:r>
+        <w:rPr>
+          <w:i/>
+        </w:rPr>
+        <w:t xml:space="preserve"> 9070 Trädklädd betesmark</w:t>
+      </w:r>
+      <w:r>
+        <w:t xml:space="preserve"> (SLU Artdatabanken, 2026).</w:t>
+      </w:r>
+    </w:p>
+    <w:p>
+      <w:r>
+        <w:rPr>
+          <w:b/>
+        </w:rPr>
+        <w:t>Gränsticka (VU)</w:t>
+      </w:r>
+      <w:r>
+        <w:t xml:space="preserve"> är en mycket bra signalart inom hela sitt utbredningsområde. Den är huvudsakligen knuten till restbestånd av barrnaturskog och förekommer med ett tydligt optimum i orörda eller måttligt påverkade gamla granskogar där det föreligger långvarig kontinuitet av grov död ved. Den totala populationen bedöms ha minskat och fortsätter att minska i takt med att grankontinuitetsskogar (äldre tidigare icke kalavverkade skogar) minskar i areal. Minskningstakten överstiger gränsvärdet för sårbar (VU). Lokaler som hyser arten bör undantas från skogsbruk, speciellt i mellersta och södra Sverige. Gränsticka är typisk art för </w:t>
+      </w:r>
+      <w:r>
+        <w:rPr>
+          <w:i/>
+        </w:rPr>
+        <w:t>9010 Taiga</w:t>
+      </w:r>
+      <w:r>
+        <w:t xml:space="preserve"> (SLU Artdatabanken, 2026; Nitare &amp; Skogsstyrelsen, 2019).</w:t>
+      </w:r>
+    </w:p>
+    <w:p>
+      <w:r>
+        <w:rPr>
+          <w:b/>
+        </w:rPr>
+        <w:t>Rosenticka (NT)</w:t>
+      </w:r>
+      <w:r>
+        <w:t xml:space="preserve">, rödlistad som nära hotad, ingår i en karaktäristisk association av vedsvampar som växer på gamla, grova granlågor i urskogsartade barrskogar. Den är placerad i toppen av Skogsstyrelsens värdepyramid för bedömning av skog med höga naturvärden och indikerar ett granskogsekosystem med långvarig kontinuitet av grova lågor. Artens beroende av grova granlågor innebär att alla skogsskötselåtgärder på eller i omedelbar närhet av lokalerna utgör ett hot på lång sikt. Det är angeläget att populationerna inte ytterligare glesas ut och ett tillräckligt antal områden där arten nu finns måste sparas för framtiden. Rosenticka är typisk art för </w:t>
+      </w:r>
+      <w:r>
+        <w:rPr>
+          <w:i/>
+        </w:rPr>
+        <w:t xml:space="preserve">9010 Taiga </w:t>
+      </w:r>
+      <w:r>
+        <w:t xml:space="preserve">och </w:t>
+      </w:r>
+      <w:r>
+        <w:rPr>
+          <w:i/>
+        </w:rPr>
+        <w:t>9050 Näringsrik granskog</w:t>
+      </w:r>
+      <w:r>
+        <w:t xml:space="preserve"> (Nitare &amp; Skogsstyrelsen, 2019; SLU Artdatabanken, 2024).</w:t>
+      </w:r>
+    </w:p>
+    <w:p>
+      <w:r>
+        <w:rPr>
+          <w:b/>
+        </w:rPr>
+        <w:t>Skrovellav (NT)</w:t>
+      </w:r>
+      <w:r>
+        <w:t xml:space="preserve"> växer på gamla lövträd och på klippor i gamla skogar med hög och jämn luftfuktighet. Slutavverkning av kontinuitetsskog utgör det största hotet och lavens fortsatta förekomst bör säkerställas genom att lokaler med äldre skog skyddas. I områden med mycket hög luftfuktighet kan man på bålen av skrovellav finna de sällsynta parasitsvamparna skrovellavsknapp (EN), </w:t>
+      </w:r>
+      <w:r>
+        <w:rPr>
+          <w:i/>
+        </w:rPr>
+        <w:t>Catillaria lobariicola</w:t>
+      </w:r>
+      <w:r>
+        <w:t xml:space="preserve"> (VU) och </w:t>
+      </w:r>
+      <w:r>
+        <w:rPr>
+          <w:i/>
+        </w:rPr>
+        <w:t>Merismatium lobariae</w:t>
+      </w:r>
+      <w:r>
+        <w:t xml:space="preserve"> (DD). Skrovellav är typisk art för </w:t>
+      </w:r>
+      <w:r>
+        <w:rPr>
+          <w:i/>
+        </w:rPr>
+        <w:t xml:space="preserve">9010 Taiga, 9020 Nordlig ädellövskog, 9040 Fjällbjörkskog, 9070 Trädklädd betesmark, 9160 Näringsrik ekskog, 9180 Ädellövskog i branter, 9190 Näringsfattig ekskog, 8210 Kalkbranter </w:t>
+      </w:r>
+      <w:r>
+        <w:t xml:space="preserve">och </w:t>
+      </w:r>
+      <w:r>
+        <w:rPr>
+          <w:i/>
+        </w:rPr>
+        <w:t>6530 Lövängar</w:t>
+      </w:r>
+      <w:r>
+        <w:t xml:space="preserve"> (SLU Artdatabanken, 2026; Nitare &amp; Skogsstyrelsen, 2019).</w:t>
+      </w:r>
+    </w:p>
+    <w:p>
+      <w:r>
+        <w:rPr>
+          <w:b/>
+        </w:rPr>
+        <w:t>Luddlav</w:t>
+      </w:r>
+      <w:r>
+        <w:t xml:space="preserve"> signalerar lång skoglig kontinuitet med ett stabilt lokal- och mikroklimat med hög och jämn fuktighet. Luddlav är typisk art för </w:t>
+      </w:r>
+      <w:r>
+        <w:rPr>
+          <w:i/>
+        </w:rPr>
+        <w:t>9010 Taiga,</w:t>
+      </w:r>
+      <w:r>
+        <w:t xml:space="preserve"> </w:t>
+      </w:r>
+      <w:r>
+        <w:rPr>
+          <w:i/>
+        </w:rPr>
+        <w:t xml:space="preserve">9020 Nordlig ädellövskog, 9070 Trädklädd betesmark, 9110 Näringsfattig bokskog, 9180 Ädellövskog i branter </w:t>
+      </w:r>
+      <w:r>
+        <w:t>och</w:t>
+      </w:r>
+      <w:r>
+        <w:rPr>
+          <w:i/>
+        </w:rPr>
+        <w:t xml:space="preserve"> 9190 Näringsfattig ekskog </w:t>
+      </w:r>
+      <w:r>
+        <w:t>(Nitare &amp; Skogsstyrelsen, 2019; SLU Artdatabanken, 2025).</w:t>
+      </w:r>
+    </w:p>
+    <w:p>
+      <w:r>
+        <w:rPr>
+          <w:b/>
+        </w:rPr>
+        <w:t>Plattlummer (§9)</w:t>
+      </w:r>
+      <w:r>
+        <w:t xml:space="preserve"> växer främst i ljusöppna sandtallskogar eller annan gles, torr och brandpräglad hedbarrskog. Den är mest frekvent i olika typer av naturskogar och kontinuitetsskogar och missgynnas markant av slutavverkning och maskinell markberedning. Söder ut i landet förekommer de närstående arterna cypresslummer (VU, §8) och mellanlummer (VU, §9), vilka båda omfattas av EU:s art- och habitatdirektiv. Plattlummer är typisk art för </w:t>
+      </w:r>
+      <w:r>
+        <w:rPr>
+          <w:i/>
+        </w:rPr>
+        <w:t xml:space="preserve">9010 Taiga </w:t>
+      </w:r>
+      <w:r>
+        <w:t>och</w:t>
+      </w:r>
+      <w:r>
+        <w:rPr>
+          <w:i/>
+        </w:rPr>
+        <w:t xml:space="preserve"> 2320 Rissandhedar </w:t>
+      </w:r>
+      <w:r>
+        <w:t>(Nitare &amp; Skogsstyrelsen, 2019; SLU Artdatabanken, 2025).</w:t>
+      </w:r>
+    </w:p>
+    <w:p>
+      <w:r>
+        <w:rPr>
+          <w:b/>
+        </w:rPr>
+        <w:t xml:space="preserve">Ögonpyrola </w:t>
+      </w:r>
+      <w:r>
+        <w:t xml:space="preserve">är normalt en bra signalart som visar på områden med höga naturvärden och stabila förhållanden, särskilt inom näringsfattiga trakter. Växten är mycket känslig för markskador och försvinner snabbt efter slutavverkning. Den hotas också av skogsgödsling och markavvattning. Ögonpyrola är typisk art för </w:t>
+      </w:r>
+      <w:r>
+        <w:rPr>
+          <w:i/>
+        </w:rPr>
+        <w:t>9010 Taiga</w:t>
+      </w:r>
+      <w:r>
+        <w:t xml:space="preserve"> och</w:t>
+      </w:r>
+      <w:r>
+        <w:rPr>
+          <w:i/>
+        </w:rPr>
+        <w:t xml:space="preserve"> 9070 Trädklädd betesmark</w:t>
+      </w:r>
+      <w:r>
+        <w:t xml:space="preserve"> (Nitare &amp; Skogsstyrelsen, 2019; SLU Artdatabanken, 2024).</w:t>
       </w:r>
     </w:p>
     <w:p>
@@ -304,240 +495,6 @@
       </w:r>
       <w:r>
         <w:t>(SLU Artdatabanken, 2026).</w:t>
-      </w:r>
-    </w:p>
-    <w:p>
-      <w:r>
-        <w:rPr>
-          <w:b/>
-        </w:rPr>
-        <w:t>Plattlummer (§9)</w:t>
-      </w:r>
-      <w:r>
-        <w:t xml:space="preserve"> växer främst i ljusöppna sandtallskogar eller annan gles, torr och brandpräglad hedbarrskog. Den är mest frekvent i olika typer av naturskogar och kontinuitetsskogar och missgynnas markant av slutavverkning och maskinell markberedning. Söder ut i landet förekommer de närstående arterna cypresslummer (VU, §8) och mellanlummer (VU, §9), vilka båda omfattas av EU:s art- och habitatdirektiv. Plattlummer är typisk art för </w:t>
-      </w:r>
-      <w:r>
-        <w:rPr>
-          <w:i/>
-        </w:rPr>
-        <w:t xml:space="preserve">9010 Taiga </w:t>
-      </w:r>
-      <w:r>
-        <w:t>och</w:t>
-      </w:r>
-      <w:r>
-        <w:rPr>
-          <w:i/>
-        </w:rPr>
-        <w:t xml:space="preserve"> 2320 Rissandhedar </w:t>
-      </w:r>
-      <w:r>
-        <w:t>(Nitare &amp; Skogsstyrelsen, 2019; SLU Artdatabanken, 2025).</w:t>
-      </w:r>
-    </w:p>
-    <w:p>
-      <w:r>
-        <w:t>I BILAGA 1 finns mer detaljerad information om ekologi samt krav på livsmiljö hos fridlysta arter.</w:t>
-      </w:r>
-    </w:p>
-    <w:p>
-      <w:pPr>
-        <w:pStyle w:val="Heading2"/>
-      </w:pPr>
-      <w:r>
-        <w:t>Övriga naturvårdsarter</w:t>
-      </w:r>
-    </w:p>
-    <w:p>
-      <w:r>
-        <w:rPr>
-          <w:b/>
-        </w:rPr>
-        <w:t>Garnlav (VU)</w:t>
-      </w:r>
-      <w:r>
-        <w:t xml:space="preserve"> är en utpräglad barrskogsart som ibland kan drapera träden i norrländska grannaturskogar med hög luftfuktighet. Den förekommer även i talldominerade bestånd där den, förutom i trädens grenverk, påträffas hängande över ojämnheter i tallbarken. Arten har minskat starkt i södra och mellersta Sverige och den minskar även i sitt nordliga utbredningsområde. Minskningstakten uppgår till 30 (20–50) % inom 50 år och överstiger gränsvärdet för Sårbar (VU). Orsaken till tillbakagången beror främst på slutavverkningar av naturskogsartade skogar. Bestånd med riklig förekomst bör regelmässigt sparas, vilket även gynnar flera andra sällsynta och rödlistade arter. Garnlav är värdväxt för den mycket sällsynta och akut hotade fjärilen barrskogslavfly (CR) som hör hemma i boreala barrskogar med riklig förekomst av värdväxten. Tidigare kunde arten konstateras årligen på flera platser vid Dala-Floda i Dalarna innan lokalerna kalavverkades. Senaste fyndet i landet av barrskogslavfly är från år 2000 då den påträffades vid Högberget i Sollefteå kommun. Garnlav är typisk art för </w:t>
-      </w:r>
-      <w:r>
-        <w:rPr>
-          <w:i/>
-        </w:rPr>
-        <w:t xml:space="preserve">9010 Taiga </w:t>
-      </w:r>
-      <w:r>
-        <w:t>och</w:t>
-      </w:r>
-      <w:r>
-        <w:rPr>
-          <w:i/>
-        </w:rPr>
-        <w:t xml:space="preserve"> 9070 Trädklädd betesmark</w:t>
-      </w:r>
-      <w:r>
-        <w:t xml:space="preserve"> (SLU Artdatabanken, 2026).</w:t>
-      </w:r>
-    </w:p>
-    <w:p>
-      <w:r>
-        <w:rPr>
-          <w:b/>
-        </w:rPr>
-        <w:t>Gränsticka (VU)</w:t>
-      </w:r>
-      <w:r>
-        <w:t xml:space="preserve"> är en mycket bra signalart inom hela sitt utbredningsområde. Den är huvudsakligen knuten till restbestånd av barrnaturskog och förekommer med ett tydligt optimum i orörda eller måttligt påverkade gamla granskogar där det föreligger långvarig kontinuitet av grov död ved. Den totala populationen bedöms ha minskat och fortsätter att minska i takt med att grankontinuitetsskogar (äldre tidigare icke kalavverkade skogar) minskar i areal. Minskningstakten överstiger gränsvärdet för sårbar (VU). Lokaler som hyser arten bör undantas från skogsbruk, speciellt i mellersta och södra Sverige. Gränsticka är typisk art för </w:t>
-      </w:r>
-      <w:r>
-        <w:rPr>
-          <w:i/>
-        </w:rPr>
-        <w:t>9010 Taiga</w:t>
-      </w:r>
-      <w:r>
-        <w:t xml:space="preserve"> (SLU Artdatabanken, 2026; Nitare &amp; Skogsstyrelsen, 2019).</w:t>
-      </w:r>
-    </w:p>
-    <w:p>
-      <w:r>
-        <w:rPr>
-          <w:b/>
-        </w:rPr>
-        <w:t>Luddlav</w:t>
-      </w:r>
-      <w:r>
-        <w:t xml:space="preserve"> signalerar lång skoglig kontinuitet med ett stabilt lokal- och mikroklimat med hög och jämn fuktighet. Luddlav är typisk art för </w:t>
-      </w:r>
-      <w:r>
-        <w:rPr>
-          <w:i/>
-        </w:rPr>
-        <w:t>9010 Taiga,</w:t>
-      </w:r>
-      <w:r>
-        <w:t xml:space="preserve"> </w:t>
-      </w:r>
-      <w:r>
-        <w:rPr>
-          <w:i/>
-        </w:rPr>
-        <w:t xml:space="preserve">9020 Nordlig ädellövskog, 9070 Trädklädd betesmark, 9110 Näringsfattig bokskog, 9180 Ädellövskog i branter </w:t>
-      </w:r>
-      <w:r>
-        <w:t>och</w:t>
-      </w:r>
-      <w:r>
-        <w:rPr>
-          <w:i/>
-        </w:rPr>
-        <w:t xml:space="preserve"> 9190 Näringsfattig ekskog </w:t>
-      </w:r>
-      <w:r>
-        <w:t>(Nitare &amp; Skogsstyrelsen, 2019; SLU Artdatabanken, 2025).</w:t>
-      </w:r>
-    </w:p>
-    <w:p>
-      <w:r>
-        <w:rPr>
-          <w:b/>
-        </w:rPr>
-        <w:t>Rosenticka (NT)</w:t>
-      </w:r>
-      <w:r>
-        <w:t xml:space="preserve">, rödlistad som nära hotad, ingår i en karaktäristisk association av vedsvampar som växer på gamla, grova granlågor i urskogsartade barrskogar. Den är placerad i toppen av Skogsstyrelsens värdepyramid för bedömning av skog med höga naturvärden och indikerar ett granskogsekosystem med långvarig kontinuitet av grova lågor. Artens beroende av grova granlågor innebär att alla skogsskötselåtgärder på eller i omedelbar närhet av lokalerna utgör ett hot på lång sikt. Det är angeläget att populationerna inte ytterligare glesas ut och ett tillräckligt antal områden där arten nu finns måste sparas för framtiden. Rosenticka är typisk art för </w:t>
-      </w:r>
-      <w:r>
-        <w:rPr>
-          <w:i/>
-        </w:rPr>
-        <w:t xml:space="preserve">9010 Taiga </w:t>
-      </w:r>
-      <w:r>
-        <w:t xml:space="preserve">och </w:t>
-      </w:r>
-      <w:r>
-        <w:rPr>
-          <w:i/>
-        </w:rPr>
-        <w:t>9050 Näringsrik granskog</w:t>
-      </w:r>
-      <w:r>
-        <w:t xml:space="preserve"> (Nitare &amp; Skogsstyrelsen, 2019; SLU Artdatabanken, 2024).</w:t>
-      </w:r>
-    </w:p>
-    <w:p>
-      <w:r>
-        <w:rPr>
-          <w:b/>
-        </w:rPr>
-        <w:t>Skrovellav (NT)</w:t>
-      </w:r>
-      <w:r>
-        <w:t xml:space="preserve"> växer på gamla lövträd och på klippor i gamla skogar med hög och jämn luftfuktighet. Slutavverkning av kontinuitetsskog utgör det största hotet och lavens fortsatta förekomst bör säkerställas genom att lokaler med äldre skog skyddas. I områden med mycket hög luftfuktighet kan man på bålen av skrovellav finna de sällsynta parasitsvamparna skrovellavsknapp (EN), </w:t>
-      </w:r>
-      <w:r>
-        <w:rPr>
-          <w:i/>
-        </w:rPr>
-        <w:t>Catillaria lobariicola</w:t>
-      </w:r>
-      <w:r>
-        <w:t xml:space="preserve"> (VU) och </w:t>
-      </w:r>
-      <w:r>
-        <w:rPr>
-          <w:i/>
-        </w:rPr>
-        <w:t>Merismatium lobariae</w:t>
-      </w:r>
-      <w:r>
-        <w:t xml:space="preserve"> (DD). Skrovellav är typisk art för </w:t>
-      </w:r>
-      <w:r>
-        <w:rPr>
-          <w:i/>
-        </w:rPr>
-        <w:t xml:space="preserve">9010 Taiga, 9020 Nordlig ädellövskog, 9040 Fjällbjörkskog, 9070 Trädklädd betesmark, 9160 Näringsrik ekskog, 9180 Ädellövskog i branter, 9190 Näringsfattig ekskog, 8210 Kalkbranter </w:t>
-      </w:r>
-      <w:r>
-        <w:t xml:space="preserve">och </w:t>
-      </w:r>
-      <w:r>
-        <w:rPr>
-          <w:i/>
-        </w:rPr>
-        <w:t>6530 Lövängar</w:t>
-      </w:r>
-      <w:r>
-        <w:t xml:space="preserve"> (SLU Artdatabanken, 2026; Nitare &amp; Skogsstyrelsen, 2019).</w:t>
-      </w:r>
-    </w:p>
-    <w:p>
-      <w:r>
-        <w:rPr>
-          <w:b/>
-        </w:rPr>
-        <w:t xml:space="preserve">Ögonpyrola </w:t>
-      </w:r>
-      <w:r>
-        <w:t xml:space="preserve">är normalt en bra signalart som visar på områden med höga naturvärden och stabila förhållanden, särskilt inom näringsfattiga trakter. Växten är mycket känslig för markskador och försvinner snabbt efter slutavverkning. Den hotas också av skogsgödsling och markavvattning. Ögonpyrola är typisk art för </w:t>
-      </w:r>
-      <w:r>
-        <w:rPr>
-          <w:i/>
-        </w:rPr>
-        <w:t>9010 Taiga</w:t>
-      </w:r>
-      <w:r>
-        <w:t xml:space="preserve"> och</w:t>
-      </w:r>
-      <w:r>
-        <w:rPr>
-          <w:i/>
-        </w:rPr>
-        <w:t xml:space="preserve"> 9070 Trädklädd betesmark</w:t>
-      </w:r>
-      <w:r>
-        <w:t xml:space="preserve"> (Nitare &amp; Skogsstyrelsen, 2019; SLU Artdatabanken, 2024).</w:t>
       </w:r>
     </w:p>
     <w:p>
@@ -1032,7 +989,7 @@
     <w:r>
       <w:tab/>
       <w:tab/>
-      <w:t>2026-06-20</w:t>
+      <w:t>2026-06-21</w:t>
       <w:br/>
       <w:br/>
     </w:r>

--- a/klagomål/A 7260-2026 FSC-klagomål.docx
+++ b/klagomål/A 7260-2026 FSC-klagomål.docx
@@ -989,7 +989,7 @@
     <w:r>
       <w:tab/>
       <w:tab/>
-      <w:t>2026-06-21</w:t>
+      <w:t>2026-06-22</w:t>
       <w:br/>
       <w:br/>
     </w:r>

--- a/klagomål/A 7260-2026 FSC-klagomål.docx
+++ b/klagomål/A 7260-2026 FSC-klagomål.docx
@@ -989,7 +989,7 @@
     <w:r>
       <w:tab/>
       <w:tab/>
-      <w:t>2026-06-22</w:t>
+      <w:t>2026-06-23</w:t>
       <w:br/>
       <w:br/>
     </w:r>

--- a/klagomål/A 7260-2026 FSC-klagomål.docx
+++ b/klagomål/A 7260-2026 FSC-klagomål.docx
@@ -989,7 +989,7 @@
     <w:r>
       <w:tab/>
       <w:tab/>
-      <w:t>2026-06-23</w:t>
+      <w:t>2026-06-24</w:t>
       <w:br/>
       <w:br/>
     </w:r>

--- a/klagomål/A 7260-2026 FSC-klagomål.docx
+++ b/klagomål/A 7260-2026 FSC-klagomål.docx
@@ -989,7 +989,7 @@
     <w:r>
       <w:tab/>
       <w:tab/>
-      <w:t>2026-06-24</w:t>
+      <w:t>2026-06-25</w:t>
       <w:br/>
       <w:br/>
     </w:r>

--- a/klagomål/A 7260-2026 FSC-klagomål.docx
+++ b/klagomål/A 7260-2026 FSC-klagomål.docx
@@ -989,7 +989,7 @@
     <w:r>
       <w:tab/>
       <w:tab/>
-      <w:t>2026-06-25</w:t>
+      <w:t>2026-06-26</w:t>
       <w:br/>
       <w:br/>
     </w:r>

--- a/klagomål/A 7260-2026 FSC-klagomål.docx
+++ b/klagomål/A 7260-2026 FSC-klagomål.docx
@@ -989,7 +989,7 @@
     <w:r>
       <w:tab/>
       <w:tab/>
-      <w:t>2026-06-26</w:t>
+      <w:t>2026-06-27</w:t>
       <w:br/>
       <w:br/>
     </w:r>

--- a/klagomål/A 7260-2026 FSC-klagomål.docx
+++ b/klagomål/A 7260-2026 FSC-klagomål.docx
@@ -989,7 +989,7 @@
     <w:r>
       <w:tab/>
       <w:tab/>
-      <w:t>2026-06-27</w:t>
+      <w:t>2026-06-28</w:t>
       <w:br/>
       <w:br/>
     </w:r>

--- a/klagomål/A 7260-2026 FSC-klagomål.docx
+++ b/klagomål/A 7260-2026 FSC-klagomål.docx
@@ -989,7 +989,7 @@
     <w:r>
       <w:tab/>
       <w:tab/>
-      <w:t>2026-06-28</w:t>
+      <w:t>2026-06-29</w:t>
       <w:br/>
       <w:br/>
     </w:r>

--- a/klagomål/A 7260-2026 FSC-klagomål.docx
+++ b/klagomål/A 7260-2026 FSC-klagomål.docx
@@ -989,7 +989,7 @@
     <w:r>
       <w:tab/>
       <w:tab/>
-      <w:t>2026-06-29</w:t>
+      <w:t>2026-06-30</w:t>
       <w:br/>
       <w:br/>
     </w:r>

--- a/klagomål/A 7260-2026 FSC-klagomål.docx
+++ b/klagomål/A 7260-2026 FSC-klagomål.docx
@@ -989,7 +989,7 @@
     <w:r>
       <w:tab/>
       <w:tab/>
-      <w:t>2026-06-30</w:t>
+      <w:t>2026-07-01</w:t>
       <w:br/>
       <w:br/>
     </w:r>

--- a/klagomål/A 7260-2026 FSC-klagomål.docx
+++ b/klagomål/A 7260-2026 FSC-klagomål.docx
@@ -989,7 +989,7 @@
     <w:r>
       <w:tab/>
       <w:tab/>
-      <w:t>2026-07-13</w:t>
+      <w:t>2026-07-14</w:t>
       <w:br/>
       <w:br/>
     </w:r>

--- a/klagomål/A 7260-2026 FSC-klagomål.docx
+++ b/klagomål/A 7260-2026 FSC-klagomål.docx
@@ -989,7 +989,7 @@
     <w:r>
       <w:tab/>
       <w:tab/>
-      <w:t>2026-07-14</w:t>
+      <w:t>2026-07-15</w:t>
       <w:br/>
       <w:br/>
     </w:r>

--- a/klagomål/A 7260-2026 FSC-klagomål.docx
+++ b/klagomål/A 7260-2026 FSC-klagomål.docx
@@ -989,7 +989,7 @@
     <w:r>
       <w:tab/>
       <w:tab/>
-      <w:t>2026-07-15</w:t>
+      <w:t>2026-07-16</w:t>
       <w:br/>
       <w:br/>
     </w:r>

--- a/klagomål/A 7260-2026 FSC-klagomål.docx
+++ b/klagomål/A 7260-2026 FSC-klagomål.docx
@@ -989,7 +989,7 @@
     <w:r>
       <w:tab/>
       <w:tab/>
-      <w:t>2026-07-16</w:t>
+      <w:t>2026-07-17</w:t>
       <w:br/>
       <w:br/>
     </w:r>

--- a/klagomål/A 7260-2026 FSC-klagomål.docx
+++ b/klagomål/A 7260-2026 FSC-klagomål.docx
@@ -989,7 +989,7 @@
     <w:r>
       <w:tab/>
       <w:tab/>
-      <w:t>2026-07-17</w:t>
+      <w:t>2026-07-18</w:t>
       <w:br/>
       <w:br/>
     </w:r>

--- a/klagomål/A 7260-2026 FSC-klagomål.docx
+++ b/klagomål/A 7260-2026 FSC-klagomål.docx
@@ -989,7 +989,7 @@
     <w:r>
       <w:tab/>
       <w:tab/>
-      <w:t>2026-07-18</w:t>
+      <w:t>2026-07-19</w:t>
       <w:br/>
       <w:br/>
     </w:r>

--- a/klagomål/A 7260-2026 FSC-klagomål.docx
+++ b/klagomål/A 7260-2026 FSC-klagomål.docx
@@ -989,7 +989,7 @@
     <w:r>
       <w:tab/>
       <w:tab/>
-      <w:t>2026-07-19</w:t>
+      <w:t>2026-07-20</w:t>
       <w:br/>
       <w:br/>
     </w:r>

--- a/klagomål/A 7260-2026 FSC-klagomål.docx
+++ b/klagomål/A 7260-2026 FSC-klagomål.docx
@@ -989,7 +989,7 @@
     <w:r>
       <w:tab/>
       <w:tab/>
-      <w:t>2026-07-20</w:t>
+      <w:t>2026-07-21</w:t>
       <w:br/>
       <w:br/>
     </w:r>

--- a/klagomål/A 7260-2026 FSC-klagomål.docx
+++ b/klagomål/A 7260-2026 FSC-klagomål.docx
@@ -989,7 +989,7 @@
     <w:r>
       <w:tab/>
       <w:tab/>
-      <w:t>2026-07-21</w:t>
+      <w:t>2026-07-22</w:t>
       <w:br/>
       <w:br/>
     </w:r>

--- a/klagomål/A 7260-2026 FSC-klagomål.docx
+++ b/klagomål/A 7260-2026 FSC-klagomål.docx
@@ -989,7 +989,7 @@
     <w:r>
       <w:tab/>
       <w:tab/>
-      <w:t>2026-07-22</w:t>
+      <w:t>2026-07-23</w:t>
       <w:br/>
       <w:br/>
     </w:r>

--- a/klagomål/A 7260-2026 FSC-klagomål.docx
+++ b/klagomål/A 7260-2026 FSC-klagomål.docx
@@ -989,7 +989,7 @@
     <w:r>
       <w:tab/>
       <w:tab/>
-      <w:t>2026-07-23</w:t>
+      <w:t>2026-07-24</w:t>
       <w:br/>
       <w:br/>
     </w:r>

--- a/klagomål/A 7260-2026 FSC-klagomål.docx
+++ b/klagomål/A 7260-2026 FSC-klagomål.docx
@@ -216,7 +216,7 @@
         <w:spacing w:after="240"/>
       </w:pPr>
       <w:r>
-        <w:t>Figur 1. Fyndplatser för naturvårdsarter i och inom 3 meter från avverkningsanmälan. Markörer utan svart kant är placerade på fyndplatsen. Markörer med svart kant är placerade vid sidan av fyndplatsen har ett svart streck som visar fyndplatsens exakta position. Kartans mittpunktskoordinat är N 7207811, E 569360 i SWEREF 99 TM.</w:t>
+        <w:t>Figur 1. Fyndplatser för naturvårdsarter i och inom 3 meter från avverkningsanmälan. Markörer utan svart kant är placerade på fyndplatsen. Markörer med svart kant är placerade vid sidan av fyndplatsen och har ett svart streck som visar fyndplatsens exakta position. Kartans mittpunktskoordinat är N 7207811, E 569360 i SWEREF 99 TM.</w:t>
       </w:r>
     </w:p>
     <w:p>
@@ -989,7 +989,7 @@
     <w:r>
       <w:tab/>
       <w:tab/>
-      <w:t>2026-08-14</w:t>
+      <w:t>2026-08-15</w:t>
       <w:br/>
       <w:br/>
     </w:r>

--- a/klagomål/A 7260-2026 FSC-klagomål.docx
+++ b/klagomål/A 7260-2026 FSC-klagomål.docx
@@ -989,7 +989,7 @@
     <w:r>
       <w:tab/>
       <w:tab/>
-      <w:t>2026-08-15</w:t>
+      <w:t>2026-08-16</w:t>
       <w:br/>
       <w:br/>
     </w:r>

--- a/klagomål/A 7260-2026 FSC-klagomål.docx
+++ b/klagomål/A 7260-2026 FSC-klagomål.docx
@@ -989,7 +989,7 @@
     <w:r>
       <w:tab/>
       <w:tab/>
-      <w:t>2026-08-16</w:t>
+      <w:t>2026-08-17</w:t>
       <w:br/>
       <w:br/>
     </w:r>

--- a/klagomål/A 7260-2026 FSC-klagomål.docx
+++ b/klagomål/A 7260-2026 FSC-klagomål.docx
@@ -989,7 +989,7 @@
     <w:r>
       <w:tab/>
       <w:tab/>
-      <w:t>2026-08-17</w:t>
+      <w:t>2026-08-18</w:t>
       <w:br/>
       <w:br/>
     </w:r>

--- a/klagomål/A 7260-2026 FSC-klagomål.docx
+++ b/klagomål/A 7260-2026 FSC-klagomål.docx
@@ -989,7 +989,7 @@
     <w:r>
       <w:tab/>
       <w:tab/>
-      <w:t>2026-08-18</w:t>
+      <w:t>2026-08-19</w:t>
       <w:br/>
       <w:br/>
     </w:r>

--- a/klagomål/A 7260-2026 FSC-klagomål.docx
+++ b/klagomål/A 7260-2026 FSC-klagomål.docx
@@ -989,7 +989,7 @@
     <w:r>
       <w:tab/>
       <w:tab/>
-      <w:t>2026-08-19</w:t>
+      <w:t>2026-08-20</w:t>
       <w:br/>
       <w:br/>
     </w:r>

--- a/klagomål/A 7260-2026 FSC-klagomål.docx
+++ b/klagomål/A 7260-2026 FSC-klagomål.docx
@@ -989,7 +989,7 @@
     <w:r>
       <w:tab/>
       <w:tab/>
-      <w:t>2026-08-20</w:t>
+      <w:t>2026-08-21</w:t>
       <w:br/>
       <w:br/>
     </w:r>

--- a/klagomål/A 7260-2026 FSC-klagomål.docx
+++ b/klagomål/A 7260-2026 FSC-klagomål.docx
@@ -989,7 +989,7 @@
     <w:r>
       <w:tab/>
       <w:tab/>
-      <w:t>2026-08-21</w:t>
+      <w:t>2026-08-22</w:t>
       <w:br/>
       <w:br/>
     </w:r>

--- a/klagomål/A 7260-2026 FSC-klagomål.docx
+++ b/klagomål/A 7260-2026 FSC-klagomål.docx
@@ -989,7 +989,7 @@
     <w:r>
       <w:tab/>
       <w:tab/>
-      <w:t>2026-08-22</w:t>
+      <w:t>2026-08-23</w:t>
       <w:br/>
       <w:br/>
     </w:r>

--- a/klagomål/A 7260-2026 FSC-klagomål.docx
+++ b/klagomål/A 7260-2026 FSC-klagomål.docx
@@ -989,7 +989,7 @@
     <w:r>
       <w:tab/>
       <w:tab/>
-      <w:t>2026-08-23</w:t>
+      <w:t>2026-08-24</w:t>
       <w:br/>
       <w:br/>
     </w:r>

--- a/klagomål/A 7260-2026 FSC-klagomål.docx
+++ b/klagomål/A 7260-2026 FSC-klagomål.docx
@@ -989,7 +989,7 @@
     <w:r>
       <w:tab/>
       <w:tab/>
-      <w:t>2026-08-24</w:t>
+      <w:t>2026-08-25</w:t>
       <w:br/>
       <w:br/>
     </w:r>

--- a/klagomål/A 7260-2026 FSC-klagomål.docx
+++ b/klagomål/A 7260-2026 FSC-klagomål.docx
@@ -989,7 +989,7 @@
     <w:r>
       <w:tab/>
       <w:tab/>
-      <w:t>2026-08-25</w:t>
+      <w:t>2026-08-26</w:t>
       <w:br/>
       <w:br/>
     </w:r>

--- a/klagomål/A 7260-2026 FSC-klagomål.docx
+++ b/klagomål/A 7260-2026 FSC-klagomål.docx
@@ -989,7 +989,7 @@
     <w:r>
       <w:tab/>
       <w:tab/>
-      <w:t>2026-08-26</w:t>
+      <w:t>2026-08-27</w:t>
       <w:br/>
       <w:br/>
     </w:r>

--- a/klagomål/A 7260-2026 FSC-klagomål.docx
+++ b/klagomål/A 7260-2026 FSC-klagomål.docx
@@ -989,7 +989,7 @@
     <w:r>
       <w:tab/>
       <w:tab/>
-      <w:t>2026-08-27</w:t>
+      <w:t>2026-08-28</w:t>
       <w:br/>
       <w:br/>
     </w:r>

--- a/klagomål/A 7260-2026 FSC-klagomål.docx
+++ b/klagomål/A 7260-2026 FSC-klagomål.docx
@@ -989,7 +989,7 @@
     <w:r>
       <w:tab/>
       <w:tab/>
-      <w:t>2026-08-28</w:t>
+      <w:t>2026-08-29</w:t>
       <w:br/>
       <w:br/>
     </w:r>

--- a/klagomål/A 7260-2026 FSC-klagomål.docx
+++ b/klagomål/A 7260-2026 FSC-klagomål.docx
@@ -989,7 +989,7 @@
     <w:r>
       <w:tab/>
       <w:tab/>
-      <w:t>2026-08-29</w:t>
+      <w:t>2026-08-31</w:t>
       <w:br/>
       <w:br/>
     </w:r>

--- a/klagomål/A 7260-2026 FSC-klagomål.docx
+++ b/klagomål/A 7260-2026 FSC-klagomål.docx
@@ -989,7 +989,7 @@
     <w:r>
       <w:tab/>
       <w:tab/>
-      <w:t>2026-08-31</w:t>
+      <w:t>2026-09-01</w:t>
       <w:br/>
       <w:br/>
     </w:r>

--- a/klagomål/A 7260-2026 FSC-klagomål.docx
+++ b/klagomål/A 7260-2026 FSC-klagomål.docx
@@ -989,7 +989,7 @@
     <w:r>
       <w:tab/>
       <w:tab/>
-      <w:t>2026-09-01</w:t>
+      <w:t>2026-09-02</w:t>
       <w:br/>
       <w:br/>
     </w:r>

--- a/klagomål/A 7260-2026 FSC-klagomål.docx
+++ b/klagomål/A 7260-2026 FSC-klagomål.docx
@@ -989,7 +989,7 @@
     <w:r>
       <w:tab/>
       <w:tab/>
-      <w:t>2026-09-02</w:t>
+      <w:t>2026-09-03</w:t>
       <w:br/>
       <w:br/>
     </w:r>

--- a/klagomål/A 7260-2026 FSC-klagomål.docx
+++ b/klagomål/A 7260-2026 FSC-klagomål.docx
@@ -989,7 +989,7 @@
     <w:r>
       <w:tab/>
       <w:tab/>
-      <w:t>2026-09-03</w:t>
+      <w:t>2026-09-04</w:t>
       <w:br/>
       <w:br/>
     </w:r>

--- a/klagomål/A 7260-2026 FSC-klagomål.docx
+++ b/klagomål/A 7260-2026 FSC-klagomål.docx
@@ -989,7 +989,7 @@
     <w:r>
       <w:tab/>
       <w:tab/>
-      <w:t>2026-09-04</w:t>
+      <w:t>2026-09-05</w:t>
       <w:br/>
       <w:br/>
     </w:r>
